--- a/t04_s1.docx
+++ b/t04_s1.docx
@@ -3,2168 +3,1693 @@
 <w:document xmlns:wpc="http://schemas.microsoft.com/office/word/2010/wordprocessingCanvas" xmlns:mo="http://schemas.microsoft.com/office/mac/office/2008/main" xmlns:mc="http://schemas.openxmlformats.org/markup-compatibility/2006" xmlns:mv="urn:schemas-microsoft-com:mac:vml" xmlns:o="urn:schemas-microsoft-com:office:office" xmlns:r="http://schemas.openxmlformats.org/officeDocument/2006/relationships" xmlns:m="http://schemas.openxmlformats.org/officeDocument/2006/math" xmlns:v="urn:schemas-microsoft-com:vml" xmlns:wp14="http://schemas.microsoft.com/office/word/2010/wordprocessingDrawing" xmlns:wp="http://schemas.openxmlformats.org/drawingml/2006/wordprocessingDrawing" xmlns:w10="urn:schemas-microsoft-com:office:word" xmlns:w="http://schemas.openxmlformats.org/wordprocessingml/2006/main" xmlns:w14="http://schemas.microsoft.com/office/word/2010/wordml" xmlns:wpg="http://schemas.microsoft.com/office/word/2010/wordprocessingGroup" xmlns:wpi="http://schemas.microsoft.com/office/word/2010/wordprocessingInk" xmlns:wne="http://schemas.microsoft.com/office/word/2006/wordml" xmlns:wps="http://schemas.microsoft.com/office/word/2010/wordprocessingShape" mc:Ignorable="w14 wp14">
   <w:body>
     <w:p>
-      <w:pPr>
-        <w:spacing w:after="20" w:before="120"/>
-      </w:pPr>
-      <w:r>
-        <w:rPr>
-          <w:b/>
-          <w:sz w:val="22"/>
-        </w:rPr>
-        <w:t>Question: During the active phase of the first stage of labor, the nurse assesses the cervical dilation and documents it as:</w:t>
-      </w:r>
-    </w:p>
-    <w:p>
-      <w:pPr>
-        <w:spacing w:after="0" w:before="0"/>
-      </w:pPr>
-      <w:r>
-        <w:rPr>
-          <w:b w:val="0"/>
-          <w:sz w:val="22"/>
-        </w:rPr>
-        <w:t>(a) 4-7 cm</w:t>
-      </w:r>
-    </w:p>
-    <w:p>
-      <w:pPr>
-        <w:spacing w:after="0" w:before="0"/>
-      </w:pPr>
-      <w:r>
-        <w:rPr>
-          <w:b w:val="0"/>
-          <w:sz w:val="22"/>
-        </w:rPr>
-        <w:t>(b) 1-3 cm</w:t>
-      </w:r>
-    </w:p>
-    <w:p>
-      <w:pPr>
-        <w:spacing w:after="0" w:before="0"/>
-      </w:pPr>
-      <w:r>
-        <w:rPr>
-          <w:b w:val="0"/>
-          <w:sz w:val="22"/>
-        </w:rPr>
-        <w:t>(c) 2-5 cm</w:t>
-      </w:r>
-    </w:p>
-    <w:p>
-      <w:pPr>
-        <w:spacing w:after="0" w:before="0"/>
-      </w:pPr>
-      <w:r>
-        <w:rPr>
-          <w:b w:val="0"/>
-          <w:sz w:val="22"/>
-        </w:rPr>
-        <w:t>(d) 8-10 cm</w:t>
-      </w:r>
-    </w:p>
-    <w:p>
-      <w:pPr>
-        <w:spacing w:after="0" w:before="40"/>
-      </w:pPr>
-      <w:r>
-        <w:rPr>
-          <w:b/>
-          <w:sz w:val="22"/>
-        </w:rPr>
-        <w:t>Answer: a</w:t>
-      </w:r>
-    </w:p>
-    <w:p>
-      <w:pPr>
-        <w:spacing w:after="0" w:before="0"/>
-      </w:pPr>
-      <w:r>
-        <w:rPr>
-          <w:b w:val="0"/>
-          <w:sz w:val="21"/>
-        </w:rPr>
-        <w:t>Solution: During the active phase of the first stage of labor, the cervix begins to dilate more quickly. The nurse assesses the cervical dilation by performing a vaginal examination and measures the cervical opening in centimeters (cm). The nurse documents the cervical dilation as 4-7 cm, as this is the range of cervical dilation expected during the active phase of labor. It is important for the nurse to document the cervical dilation accurately to monitor the progress of labor and determine when it is time to prepare for delivery labor (</w:t>
-      </w:r>
-    </w:p>
-    <w:p>
-      <w:pPr>
-        <w:spacing w:after="0" w:before="0"/>
-      </w:pPr>
-      <w:r>
-        <w:rPr>
-          <w:b w:val="0"/>
-          <w:sz w:val="20"/>
-        </w:rPr>
-        <w:t>Positive Marks: 1</w:t>
-      </w:r>
-    </w:p>
-    <w:p>
-      <w:pPr>
-        <w:spacing w:after="160" w:before="0"/>
-      </w:pPr>
-      <w:r>
-        <w:rPr>
-          <w:b w:val="0"/>
-          <w:sz w:val="20"/>
-        </w:rPr>
-        <w:t>Negative Marks: 0.25</w:t>
-      </w:r>
-    </w:p>
-    <w:p>
-      <w:pPr>
-        <w:spacing w:after="20" w:before="120"/>
-      </w:pPr>
-      <w:r>
-        <w:rPr>
-          <w:b/>
-          <w:sz w:val="22"/>
-        </w:rPr>
-        <w:t>Question: A client receiving IV oxytocin for labor augmentation has a fetal heart rate of 90 beats/min with late decelerations. What should the nurse do FIRST?</w:t>
-      </w:r>
-    </w:p>
-    <w:p>
-      <w:pPr>
-        <w:spacing w:after="0" w:before="0"/>
-      </w:pPr>
-      <w:r>
-        <w:rPr>
-          <w:b w:val="0"/>
-          <w:sz w:val="22"/>
-        </w:rPr>
-        <w:t>(a) Turn the client onto her back</w:t>
-      </w:r>
-    </w:p>
-    <w:p>
-      <w:pPr>
-        <w:spacing w:after="0" w:before="0"/>
-      </w:pPr>
-      <w:r>
-        <w:rPr>
-          <w:b w:val="0"/>
-          <w:sz w:val="22"/>
-        </w:rPr>
-        <w:t>(b) Increase the infusion rate</w:t>
-      </w:r>
-    </w:p>
-    <w:p>
-      <w:pPr>
-        <w:spacing w:after="0" w:before="0"/>
-      </w:pPr>
-      <w:r>
-        <w:rPr>
-          <w:b w:val="0"/>
-          <w:sz w:val="22"/>
-        </w:rPr>
-        <w:t>(c) Stop the oxytocin infusion</w:t>
-      </w:r>
-    </w:p>
-    <w:p>
-      <w:pPr>
-        <w:spacing w:after="0" w:before="0"/>
-      </w:pPr>
-      <w:r>
-        <w:rPr>
-          <w:b w:val="0"/>
-          <w:sz w:val="22"/>
-        </w:rPr>
-        <w:t>(d) Administer an IV fluid bolus of 500 mL</w:t>
-      </w:r>
-    </w:p>
-    <w:p>
-      <w:pPr>
-        <w:spacing w:after="0" w:before="40"/>
-      </w:pPr>
-      <w:r>
-        <w:rPr>
-          <w:b/>
-          <w:sz w:val="22"/>
-        </w:rPr>
-        <w:t>Answer: c</w:t>
-      </w:r>
-    </w:p>
-    <w:p>
-      <w:pPr>
-        <w:spacing w:after="0" w:before="0"/>
-      </w:pPr>
-      <w:r>
-        <w:rPr>
-          <w:b w:val="0"/>
-          <w:sz w:val="21"/>
-        </w:rPr>
-        <w:t>Solution: Late decelerations indicate uteroplacental insufficiency; the oxytocin is stopped immediately, the client turned to the left side, and oxygen and fluids given while the provider is notified.</w:t>
-      </w:r>
-    </w:p>
-    <w:p>
-      <w:pPr>
-        <w:spacing w:after="0" w:before="0"/>
-      </w:pPr>
-      <w:r>
-        <w:rPr>
-          <w:b w:val="0"/>
-          <w:sz w:val="20"/>
-        </w:rPr>
-        <w:t>Positive Marks: 1</w:t>
-      </w:r>
-    </w:p>
-    <w:p>
-      <w:pPr>
-        <w:spacing w:after="160" w:before="0"/>
-      </w:pPr>
-      <w:r>
-        <w:rPr>
-          <w:b w:val="0"/>
-          <w:sz w:val="20"/>
-        </w:rPr>
-        <w:t>Negative Marks: 0.25</w:t>
-      </w:r>
-    </w:p>
-    <w:p>
-      <w:pPr>
-        <w:spacing w:after="20" w:before="120"/>
-      </w:pPr>
-      <w:r>
-        <w:rPr>
-          <w:b/>
-          <w:sz w:val="22"/>
-        </w:rPr>
-        <w:t>Question: A client develops anaphylaxis after a bee sting. What is the nurse's priority intervention?</w:t>
-      </w:r>
-    </w:p>
-    <w:p>
-      <w:pPr>
-        <w:spacing w:after="0" w:before="0"/>
-      </w:pPr>
-      <w:r>
-        <w:rPr>
-          <w:b w:val="0"/>
-          <w:sz w:val="22"/>
-        </w:rPr>
-        <w:t>(a) Give an oral antihistamine</w:t>
-      </w:r>
-    </w:p>
-    <w:p>
-      <w:pPr>
-        <w:spacing w:after="0" w:before="0"/>
-      </w:pPr>
-      <w:r>
-        <w:rPr>
-          <w:b w:val="0"/>
-          <w:sz w:val="22"/>
-        </w:rPr>
-        <w:t>(b) Establish IV access first</w:t>
-      </w:r>
-    </w:p>
-    <w:p>
-      <w:pPr>
-        <w:spacing w:after="0" w:before="0"/>
-      </w:pPr>
-      <w:r>
-        <w:rPr>
-          <w:b w:val="0"/>
-          <w:sz w:val="22"/>
-        </w:rPr>
-        <w:t>(c) Administer epinephrine IM immediately</w:t>
-      </w:r>
-    </w:p>
-    <w:p>
-      <w:pPr>
-        <w:spacing w:after="0" w:before="0"/>
-      </w:pPr>
-      <w:r>
-        <w:rPr>
-          <w:b w:val="0"/>
-          <w:sz w:val="22"/>
-        </w:rPr>
-        <w:t>(d) Apply oxygen by face mask</w:t>
-      </w:r>
-    </w:p>
-    <w:p>
-      <w:pPr>
-        <w:spacing w:after="0" w:before="40"/>
-      </w:pPr>
-      <w:r>
-        <w:rPr>
-          <w:b/>
-          <w:sz w:val="22"/>
-        </w:rPr>
-        <w:t>Answer: c</w:t>
-      </w:r>
-    </w:p>
-    <w:p>
-      <w:pPr>
-        <w:spacing w:after="0" w:before="0"/>
-      </w:pPr>
-      <w:r>
-        <w:rPr>
-          <w:b w:val="0"/>
-          <w:sz w:val="21"/>
-        </w:rPr>
-        <w:t>Solution: Epinephrine IM is the first-line, life-saving treatment for anaphylaxis; it reverses bronchospasm, laryngeal edema and hypotension.</w:t>
-      </w:r>
-    </w:p>
-    <w:p>
-      <w:pPr>
-        <w:spacing w:after="0" w:before="0"/>
-      </w:pPr>
-      <w:r>
-        <w:rPr>
-          <w:b w:val="0"/>
-          <w:sz w:val="20"/>
-        </w:rPr>
-        <w:t>Positive Marks: 1</w:t>
-      </w:r>
-    </w:p>
-    <w:p>
-      <w:pPr>
-        <w:spacing w:after="160" w:before="0"/>
-      </w:pPr>
-      <w:r>
-        <w:rPr>
-          <w:b w:val="0"/>
-          <w:sz w:val="20"/>
-        </w:rPr>
-        <w:t>Negative Marks: 0.25</w:t>
-      </w:r>
-    </w:p>
-    <w:p>
-      <w:pPr>
-        <w:spacing w:after="20" w:before="120"/>
-      </w:pPr>
-      <w:r>
-        <w:rPr>
-          <w:b/>
-          <w:sz w:val="22"/>
-        </w:rPr>
-        <w:t>Question: In COPD patient given O2 by venturi mask then nursing priority action ?</w:t>
-      </w:r>
-    </w:p>
-    <w:p>
-      <w:pPr>
-        <w:spacing w:after="0" w:before="0"/>
-      </w:pPr>
-      <w:r>
-        <w:rPr>
-          <w:b w:val="0"/>
-          <w:sz w:val="22"/>
-        </w:rPr>
-        <w:t>(a) Assess the dryness of nose</w:t>
-      </w:r>
-    </w:p>
-    <w:p>
-      <w:pPr>
-        <w:spacing w:after="0" w:before="0"/>
-      </w:pPr>
-      <w:r>
-        <w:rPr>
-          <w:b w:val="0"/>
-          <w:sz w:val="22"/>
-        </w:rPr>
-        <w:t>(b) Provide supine position</w:t>
-      </w:r>
-    </w:p>
-    <w:p>
-      <w:pPr>
-        <w:spacing w:after="0" w:before="0"/>
-      </w:pPr>
-      <w:r>
-        <w:rPr>
-          <w:b w:val="0"/>
-          <w:sz w:val="22"/>
-        </w:rPr>
-        <w:t>(c) Provide hot liquid</w:t>
-      </w:r>
-    </w:p>
-    <w:p>
-      <w:pPr>
-        <w:spacing w:after="0" w:before="0"/>
-      </w:pPr>
-      <w:r>
-        <w:rPr>
-          <w:b w:val="0"/>
-          <w:sz w:val="22"/>
-        </w:rPr>
-        <w:t>(d) Cheque altertness</w:t>
-      </w:r>
-    </w:p>
-    <w:p>
-      <w:pPr>
-        <w:spacing w:after="0" w:before="40"/>
-      </w:pPr>
-      <w:r>
-        <w:rPr>
-          <w:b/>
-          <w:sz w:val="22"/>
-        </w:rPr>
-        <w:t>Answer: a</w:t>
-      </w:r>
-    </w:p>
-    <w:p>
-      <w:pPr>
-        <w:spacing w:after="0" w:before="0"/>
-      </w:pPr>
-      <w:r>
-        <w:rPr>
-          <w:b w:val="0"/>
-          <w:sz w:val="21"/>
-        </w:rPr>
-        <w:t>Solution: In a COPD patient on a venturi mask, the nurse assesses dryness of the nasal mucosa as oxygen therapy can dry the airway; humidification is maintained.</w:t>
-      </w:r>
-    </w:p>
-    <w:p>
-      <w:pPr>
-        <w:spacing w:after="0" w:before="0"/>
-      </w:pPr>
-      <w:r>
-        <w:rPr>
-          <w:b w:val="0"/>
-          <w:sz w:val="20"/>
-        </w:rPr>
-        <w:t>Positive Marks: 1</w:t>
-      </w:r>
-    </w:p>
-    <w:p>
-      <w:pPr>
-        <w:spacing w:after="160" w:before="0"/>
-      </w:pPr>
-      <w:r>
-        <w:rPr>
-          <w:b w:val="0"/>
-          <w:sz w:val="20"/>
-        </w:rPr>
-        <w:t>Negative Marks: 0.25</w:t>
-      </w:r>
-    </w:p>
-    <w:p>
-      <w:pPr>
-        <w:spacing w:after="20" w:before="120"/>
-      </w:pPr>
-      <w:r>
-        <w:rPr>
-          <w:b/>
-          <w:sz w:val="22"/>
-        </w:rPr>
-        <w:t>Question: A client at 34 weeks gestation is diagnosed with placenta previa. Which intervention is CONTRAINDICATED?</w:t>
-      </w:r>
-    </w:p>
-    <w:p>
-      <w:pPr>
-        <w:spacing w:after="0" w:before="0"/>
-      </w:pPr>
-      <w:r>
-        <w:rPr>
-          <w:b w:val="0"/>
-          <w:sz w:val="22"/>
-        </w:rPr>
-        <w:t>(a) Continuous fetal monitoring</w:t>
-      </w:r>
-    </w:p>
-    <w:p>
-      <w:pPr>
-        <w:spacing w:after="0" w:before="0"/>
-      </w:pPr>
-      <w:r>
-        <w:rPr>
-          <w:b w:val="0"/>
-          <w:sz w:val="22"/>
-        </w:rPr>
-        <w:t>(b) Bed rest with activity restriction</w:t>
-      </w:r>
-    </w:p>
-    <w:p>
-      <w:pPr>
-        <w:spacing w:after="0" w:before="0"/>
-      </w:pPr>
-      <w:r>
-        <w:rPr>
-          <w:b w:val="0"/>
-          <w:sz w:val="22"/>
-        </w:rPr>
-        <w:t>(c) Maintaining IV access</w:t>
-      </w:r>
-    </w:p>
-    <w:p>
-      <w:pPr>
-        <w:spacing w:after="0" w:before="0"/>
-      </w:pPr>
-      <w:r>
-        <w:rPr>
-          <w:b w:val="0"/>
-          <w:sz w:val="22"/>
-        </w:rPr>
-        <w:t>(d) Vaginal examination</w:t>
-      </w:r>
-    </w:p>
-    <w:p>
-      <w:pPr>
-        <w:spacing w:after="0" w:before="40"/>
-      </w:pPr>
-      <w:r>
-        <w:rPr>
-          <w:b/>
-          <w:sz w:val="22"/>
-        </w:rPr>
-        <w:t>Answer: d</w:t>
-      </w:r>
-    </w:p>
-    <w:p>
-      <w:pPr>
-        <w:spacing w:after="0" w:before="0"/>
-      </w:pPr>
-      <w:r>
-        <w:rPr>
-          <w:b w:val="0"/>
-          <w:sz w:val="21"/>
-        </w:rPr>
-        <w:t>Solution: Vaginal examination can precipitate catastrophic hemorrhage in placenta previa and is strictly avoided; diagnosis is confirmed by ultrasound.</w:t>
-      </w:r>
-    </w:p>
-    <w:p>
-      <w:pPr>
-        <w:spacing w:after="0" w:before="0"/>
-      </w:pPr>
-      <w:r>
-        <w:rPr>
-          <w:b w:val="0"/>
-          <w:sz w:val="20"/>
-        </w:rPr>
-        <w:t>Positive Marks: 1</w:t>
-      </w:r>
-    </w:p>
-    <w:p>
-      <w:pPr>
-        <w:spacing w:after="160" w:before="0"/>
-      </w:pPr>
-      <w:r>
-        <w:rPr>
-          <w:b w:val="0"/>
-          <w:sz w:val="20"/>
-        </w:rPr>
-        <w:t>Negative Marks: 0.25</w:t>
-      </w:r>
-    </w:p>
-    <w:p>
-      <w:pPr>
-        <w:spacing w:after="20" w:before="120"/>
-      </w:pPr>
-      <w:r>
-        <w:rPr>
-          <w:b/>
-          <w:sz w:val="22"/>
-        </w:rPr>
-        <w:t>Question: Which of the following drugs is not used in alcohol withdrawal symptoms?</w:t>
-      </w:r>
-    </w:p>
-    <w:p>
-      <w:pPr>
-        <w:spacing w:after="0" w:before="0"/>
-      </w:pPr>
-      <w:r>
-        <w:rPr>
-          <w:b w:val="0"/>
-          <w:sz w:val="22"/>
-        </w:rPr>
-        <w:t>(a) Naltrexone</w:t>
-      </w:r>
-    </w:p>
-    <w:p>
-      <w:pPr>
-        <w:spacing w:after="0" w:before="0"/>
-      </w:pPr>
-      <w:r>
-        <w:rPr>
-          <w:b w:val="0"/>
-          <w:sz w:val="22"/>
-        </w:rPr>
-        <w:t>(b) Diazepam</w:t>
-      </w:r>
-    </w:p>
-    <w:p>
-      <w:pPr>
-        <w:spacing w:after="0" w:before="0"/>
-      </w:pPr>
-      <w:r>
-        <w:rPr>
-          <w:b w:val="0"/>
-          <w:sz w:val="22"/>
-        </w:rPr>
-        <w:t>(c) Chlordiazepoxide</w:t>
-      </w:r>
-    </w:p>
-    <w:p>
-      <w:pPr>
-        <w:spacing w:after="0" w:before="0"/>
-      </w:pPr>
-      <w:r>
-        <w:rPr>
-          <w:b w:val="0"/>
-          <w:sz w:val="22"/>
-        </w:rPr>
-        <w:t>(d) Naloxone</w:t>
-      </w:r>
-    </w:p>
-    <w:p>
-      <w:pPr>
-        <w:spacing w:after="0" w:before="40"/>
-      </w:pPr>
-      <w:r>
-        <w:rPr>
-          <w:b/>
-          <w:sz w:val="22"/>
-        </w:rPr>
-        <w:t>Answer: c</w:t>
-      </w:r>
-    </w:p>
-    <w:p>
-      <w:pPr>
-        <w:spacing w:after="0" w:before="0"/>
-      </w:pPr>
-      <w:r>
-        <w:rPr>
-          <w:b w:val="0"/>
-          <w:sz w:val="21"/>
-        </w:rPr>
-        <w:t>Solution: Naloxone is not used in alcohol withdrawal symptoms, as it is a medication used to reverse the effects of opioids. Alcohol withdrawal symptoms are typically treated with benzodiazepines such as chlordiazepoxide and diazepam, which act on the gamma-aminobutyric acid (GABA) receptors in the brain to reduce anxiety and seizures. Naltrexone, on the other hand, is an opioid antagonist that is used to reduce cravings for alcohol in patients with alcohol use disorder, but is not typically used to treat acute withdrawal symptoms.</w:t>
-      </w:r>
-    </w:p>
-    <w:p>
-      <w:pPr>
-        <w:spacing w:after="0" w:before="0"/>
-      </w:pPr>
-      <w:r>
-        <w:rPr>
-          <w:b w:val="0"/>
-          <w:sz w:val="20"/>
-        </w:rPr>
-        <w:t>Positive Marks: 1</w:t>
-      </w:r>
-    </w:p>
-    <w:p>
-      <w:pPr>
-        <w:spacing w:after="160" w:before="0"/>
-      </w:pPr>
-      <w:r>
-        <w:rPr>
-          <w:b w:val="0"/>
-          <w:sz w:val="20"/>
-        </w:rPr>
-        <w:t>Negative Marks: 0.25</w:t>
-      </w:r>
-    </w:p>
-    <w:p>
-      <w:pPr>
-        <w:spacing w:after="20" w:before="120"/>
-      </w:pPr>
-      <w:r>
-        <w:rPr>
-          <w:b/>
-          <w:sz w:val="22"/>
-        </w:rPr>
-        <w:t>Question: A client with status asthmaticus is receiving nebulized albuterol. Which finding indicates the treatment is effective?</w:t>
-      </w:r>
-    </w:p>
-    <w:p>
-      <w:pPr>
-        <w:spacing w:after="0" w:before="0"/>
-      </w:pPr>
-      <w:r>
-        <w:rPr>
-          <w:b w:val="0"/>
-          <w:sz w:val="22"/>
-        </w:rPr>
-        <w:t>(a) SpO2 falls to 88%</w:t>
-      </w:r>
-    </w:p>
-    <w:p>
-      <w:pPr>
-        <w:spacing w:after="0" w:before="0"/>
-      </w:pPr>
-      <w:r>
-        <w:rPr>
-          <w:b w:val="0"/>
-          <w:sz w:val="22"/>
-        </w:rPr>
-        <w:t>(b) Wheezing becomes louder</w:t>
-      </w:r>
-    </w:p>
-    <w:p>
-      <w:pPr>
-        <w:spacing w:after="0" w:before="0"/>
-      </w:pPr>
-      <w:r>
-        <w:rPr>
-          <w:b w:val="0"/>
-          <w:sz w:val="22"/>
-        </w:rPr>
-        <w:t>(c) Client reports chest tightness</w:t>
-      </w:r>
-    </w:p>
-    <w:p>
-      <w:pPr>
-        <w:spacing w:after="0" w:before="0"/>
-      </w:pPr>
-      <w:r>
-        <w:rPr>
-          <w:b w:val="0"/>
-          <w:sz w:val="22"/>
-        </w:rPr>
-        <w:t>(d) Respiratory rate decreases from 32 to 20 breaths/min</w:t>
-      </w:r>
-    </w:p>
-    <w:p>
-      <w:pPr>
-        <w:spacing w:after="0" w:before="40"/>
-      </w:pPr>
-      <w:r>
-        <w:rPr>
-          <w:b/>
-          <w:sz w:val="22"/>
-        </w:rPr>
-        <w:t>Answer: d</w:t>
-      </w:r>
-    </w:p>
-    <w:p>
-      <w:pPr>
-        <w:spacing w:after="0" w:before="0"/>
-      </w:pPr>
-      <w:r>
-        <w:rPr>
-          <w:b w:val="0"/>
-          <w:sz w:val="21"/>
-        </w:rPr>
-        <w:t>Solution: A falling respiratory rate with improving air entry indicates bronchodilation. Louder wheezing may actually signal improved air movement, but the clearest sign of improvement is a normalizing respiratory rate and oxygenation.</w:t>
-      </w:r>
-    </w:p>
-    <w:p>
-      <w:pPr>
-        <w:spacing w:after="0" w:before="0"/>
-      </w:pPr>
-      <w:r>
-        <w:rPr>
-          <w:b w:val="0"/>
-          <w:sz w:val="20"/>
-        </w:rPr>
-        <w:t>Positive Marks: 1</w:t>
-      </w:r>
-    </w:p>
-    <w:p>
-      <w:pPr>
-        <w:spacing w:after="160" w:before="0"/>
-      </w:pPr>
-      <w:r>
-        <w:rPr>
-          <w:b w:val="0"/>
-          <w:sz w:val="20"/>
-        </w:rPr>
-        <w:t>Negative Marks: 0.25</w:t>
-      </w:r>
-    </w:p>
-    <w:p>
-      <w:pPr>
-        <w:spacing w:after="20" w:before="120"/>
-      </w:pPr>
-      <w:r>
-        <w:rPr>
-          <w:b/>
-          <w:sz w:val="22"/>
-        </w:rPr>
-        <w:t>Question: Which disease is caused by rat fleas? Vitamin B (Nutrition)</w:t>
-      </w:r>
-    </w:p>
-    <w:p>
-      <w:pPr>
-        <w:spacing w:after="0" w:before="0"/>
-      </w:pPr>
-      <w:r>
-        <w:rPr>
-          <w:b w:val="0"/>
-          <w:sz w:val="22"/>
-        </w:rPr>
-        <w:t>(a) Rocky mountain spotted fever</w:t>
-      </w:r>
-    </w:p>
-    <w:p>
-      <w:pPr>
-        <w:spacing w:after="0" w:before="0"/>
-      </w:pPr>
-      <w:r>
-        <w:rPr>
-          <w:b w:val="0"/>
-          <w:sz w:val="22"/>
-        </w:rPr>
-        <w:t>(b) Endemic typhus</w:t>
-      </w:r>
-    </w:p>
-    <w:p>
-      <w:pPr>
-        <w:spacing w:after="0" w:before="0"/>
-      </w:pPr>
-      <w:r>
-        <w:rPr>
-          <w:b w:val="0"/>
-          <w:sz w:val="22"/>
-        </w:rPr>
-        <w:t>(c) Epidemic typhus</w:t>
-      </w:r>
-    </w:p>
-    <w:p>
-      <w:pPr>
-        <w:spacing w:after="0" w:before="0"/>
-      </w:pPr>
-      <w:r>
-        <w:rPr>
-          <w:b w:val="0"/>
-          <w:sz w:val="22"/>
-        </w:rPr>
-        <w:t>(d) Sleeping sickness V</w:t>
-      </w:r>
-    </w:p>
-    <w:p>
-      <w:pPr>
-        <w:spacing w:after="0" w:before="40"/>
-      </w:pPr>
-      <w:r>
-        <w:rPr>
-          <w:b/>
-          <w:sz w:val="22"/>
-        </w:rPr>
-        <w:t>Answer: b</w:t>
-      </w:r>
-    </w:p>
-    <w:p>
-      <w:pPr>
-        <w:spacing w:after="0" w:before="0"/>
-      </w:pPr>
-      <w:r>
-        <w:rPr>
-          <w:b w:val="0"/>
-          <w:sz w:val="21"/>
-        </w:rPr>
-        <w:t>Solution: The disease caused by rat fleas is endemic typhus (option D). Endemic typhus, also known as murine typhus, is a bacterial infection caused by Rickettsia typhi. It is transmitted to humans through the bite of infected fleas, primarily the rat flea (Xenopsylla cheopis). Rat fleas typically infest rats, and when these infected rats come into close contact with humans, the fleas can bite and transmit the bacteria. Endemic typhus is characterized by fever, headache, rash, and body aches. It is typically a milder form of typhus compared to epidemic typhus, which is caused by a different species of Rickettsia.</w:t>
-      </w:r>
-    </w:p>
-    <w:p>
-      <w:pPr>
-        <w:spacing w:after="0" w:before="0"/>
-      </w:pPr>
-      <w:r>
-        <w:rPr>
-          <w:b w:val="0"/>
-          <w:sz w:val="20"/>
-        </w:rPr>
-        <w:t>Positive Marks: 1</w:t>
-      </w:r>
-    </w:p>
-    <w:p>
-      <w:pPr>
-        <w:spacing w:after="160" w:before="0"/>
-      </w:pPr>
-      <w:r>
-        <w:rPr>
-          <w:b w:val="0"/>
-          <w:sz w:val="20"/>
-        </w:rPr>
-        <w:t>Negative Marks: 0.25</w:t>
-      </w:r>
-    </w:p>
-    <w:p>
-      <w:pPr>
-        <w:spacing w:after="20" w:before="120"/>
-      </w:pPr>
-      <w:r>
-        <w:rPr>
-          <w:b/>
-          <w:sz w:val="22"/>
-        </w:rPr>
-        <w:t>Question: Copper T 380 is effective for how many years as contraceptive?</w:t>
-      </w:r>
-    </w:p>
-    <w:p>
-      <w:pPr>
-        <w:spacing w:after="0" w:before="0"/>
-      </w:pPr>
-      <w:r>
-        <w:rPr>
-          <w:b w:val="0"/>
-          <w:sz w:val="22"/>
-        </w:rPr>
-        <w:t>(a) 3 years</w:t>
-      </w:r>
-    </w:p>
-    <w:p>
-      <w:pPr>
-        <w:spacing w:after="0" w:before="0"/>
-      </w:pPr>
-      <w:r>
-        <w:rPr>
-          <w:b w:val="0"/>
-          <w:sz w:val="22"/>
-        </w:rPr>
-        <w:t>(b) 7 years</w:t>
-      </w:r>
-    </w:p>
-    <w:p>
-      <w:pPr>
-        <w:spacing w:after="0" w:before="0"/>
-      </w:pPr>
-      <w:r>
-        <w:rPr>
-          <w:b w:val="0"/>
-          <w:sz w:val="22"/>
-        </w:rPr>
-        <w:t>(c) 10 years</w:t>
-      </w:r>
-    </w:p>
-    <w:p>
-      <w:pPr>
-        <w:spacing w:after="0" w:before="0"/>
-      </w:pPr>
-      <w:r>
-        <w:rPr>
-          <w:b w:val="0"/>
-          <w:sz w:val="22"/>
-        </w:rPr>
-        <w:t>(d) 5 years</w:t>
-      </w:r>
-    </w:p>
-    <w:p>
-      <w:pPr>
-        <w:spacing w:after="0" w:before="40"/>
-      </w:pPr>
-      <w:r>
-        <w:rPr>
-          <w:b/>
-          <w:sz w:val="22"/>
-        </w:rPr>
-        <w:t>Answer: c</w:t>
-      </w:r>
-    </w:p>
-    <w:p>
-      <w:pPr>
-        <w:spacing w:after="0" w:before="0"/>
-      </w:pPr>
-      <w:r>
-        <w:rPr>
-          <w:b w:val="0"/>
-          <w:sz w:val="21"/>
-        </w:rPr>
-        <w:t>Solution: Copper T 380A is an intrauterine contraceptive device effective for 10 years.</w:t>
-      </w:r>
-    </w:p>
-    <w:p>
-      <w:pPr>
-        <w:spacing w:after="0" w:before="0"/>
-      </w:pPr>
-      <w:r>
-        <w:rPr>
-          <w:b w:val="0"/>
-          <w:sz w:val="20"/>
-        </w:rPr>
-        <w:t>Positive Marks: 1</w:t>
-      </w:r>
-    </w:p>
-    <w:p>
-      <w:pPr>
-        <w:spacing w:after="160" w:before="0"/>
-      </w:pPr>
-      <w:r>
-        <w:rPr>
-          <w:b w:val="0"/>
-          <w:sz w:val="20"/>
-        </w:rPr>
-        <w:t>Negative Marks: 0.25</w:t>
-      </w:r>
-    </w:p>
-    <w:p>
-      <w:pPr>
-        <w:spacing w:after="20" w:before="120"/>
-      </w:pPr>
-      <w:r>
-        <w:rPr>
-          <w:b/>
-          <w:sz w:val="22"/>
-        </w:rPr>
-        <w:t>Question: A 17-year-old female primigravida comes to the hospital who takes iron tablets sporadically but she says she took a very iron-rich diet at home. What should the nursing officer suggest she take along with?</w:t>
-      </w:r>
-    </w:p>
-    <w:p>
-      <w:pPr>
-        <w:spacing w:after="0" w:before="0"/>
-      </w:pPr>
-      <w:r>
-        <w:rPr>
-          <w:b w:val="0"/>
-          <w:sz w:val="22"/>
-        </w:rPr>
-        <w:t>(a) Vitamin-D</w:t>
-      </w:r>
-    </w:p>
-    <w:p>
-      <w:pPr>
-        <w:spacing w:after="0" w:before="0"/>
-      </w:pPr>
-      <w:r>
-        <w:rPr>
-          <w:b w:val="0"/>
-          <w:sz w:val="22"/>
-        </w:rPr>
-        <w:t>(b) Vitamin C</w:t>
-      </w:r>
-    </w:p>
-    <w:p>
-      <w:pPr>
-        <w:spacing w:after="0" w:before="0"/>
-      </w:pPr>
-      <w:r>
-        <w:rPr>
-          <w:b w:val="0"/>
-          <w:sz w:val="22"/>
-        </w:rPr>
-        <w:t>(c) Folic Acid</w:t>
-      </w:r>
-    </w:p>
-    <w:p>
-      <w:pPr>
-        <w:spacing w:after="0" w:before="0"/>
-      </w:pPr>
-      <w:r>
-        <w:rPr>
-          <w:b w:val="0"/>
-          <w:sz w:val="22"/>
-        </w:rPr>
-        <w:t>(d) Vitamin-A</w:t>
-      </w:r>
-    </w:p>
-    <w:p>
-      <w:pPr>
-        <w:spacing w:after="0" w:before="40"/>
-      </w:pPr>
-      <w:r>
-        <w:rPr>
-          <w:b/>
-          <w:sz w:val="22"/>
-        </w:rPr>
-        <w:t>Answer: c</w:t>
-      </w:r>
-    </w:p>
-    <w:p>
-      <w:pPr>
-        <w:spacing w:after="0" w:before="0"/>
-      </w:pPr>
-      <w:r>
-        <w:rPr>
-          <w:b w:val="0"/>
-          <w:sz w:val="21"/>
-        </w:rPr>
-        <w:t>Solution: The nursing officer should suggest that the 17-year-old female primigravida take folic acid along with her sporadic iron intake and iron-rich diet. Folic acid is an essential nutrient during pregnancy as it plays a crucial role in the development of the neural tube in the fetus and helps prevent neural Follic aid Nutrition) critamins / tube defects. While iron is important for addressing anemia and supporting healthy blood production, folic acid is specifically recommended for pregnant women to ensure proper fetal development. It is advisable for the primigravida to take folic acid supplements regularly as prescribed by her healthcare provider to meet the increased demands during pregnancy.</w:t>
-      </w:r>
-    </w:p>
-    <w:p>
-      <w:pPr>
-        <w:spacing w:after="0" w:before="0"/>
-      </w:pPr>
-      <w:r>
-        <w:rPr>
-          <w:b w:val="0"/>
-          <w:sz w:val="20"/>
-        </w:rPr>
-        <w:t>Positive Marks: 1</w:t>
-      </w:r>
-    </w:p>
-    <w:p>
-      <w:pPr>
-        <w:spacing w:after="160" w:before="0"/>
-      </w:pPr>
-      <w:r>
-        <w:rPr>
-          <w:b w:val="0"/>
-          <w:sz w:val="20"/>
-        </w:rPr>
-        <w:t>Negative Marks: 0.25</w:t>
-      </w:r>
-    </w:p>
-    <w:p>
-      <w:pPr>
-        <w:spacing w:after="20" w:before="120"/>
-      </w:pPr>
-      <w:r>
-        <w:rPr>
-          <w:b/>
-          <w:sz w:val="22"/>
-        </w:rPr>
-        <w:t>Question: The priority assessment before administering digoxin is:</w:t>
-      </w:r>
-    </w:p>
-    <w:p>
-      <w:pPr>
-        <w:spacing w:after="0" w:before="0"/>
-      </w:pPr>
-      <w:r>
-        <w:rPr>
-          <w:b w:val="0"/>
-          <w:sz w:val="22"/>
-        </w:rPr>
-        <w:t>(a) Body temperature</w:t>
-      </w:r>
-    </w:p>
-    <w:p>
-      <w:pPr>
-        <w:spacing w:after="0" w:before="0"/>
-      </w:pPr>
-      <w:r>
-        <w:rPr>
-          <w:b w:val="0"/>
-          <w:sz w:val="22"/>
-        </w:rPr>
-        <w:t>(b) Apical pulse rate</w:t>
-      </w:r>
-    </w:p>
-    <w:p>
-      <w:pPr>
-        <w:spacing w:after="0" w:before="0"/>
-      </w:pPr>
-      <w:r>
-        <w:rPr>
-          <w:b w:val="0"/>
-          <w:sz w:val="22"/>
-        </w:rPr>
-        <w:t>(c) Blood glucose</w:t>
-      </w:r>
-    </w:p>
-    <w:p>
-      <w:pPr>
-        <w:spacing w:after="0" w:before="0"/>
-      </w:pPr>
-      <w:r>
-        <w:rPr>
-          <w:b w:val="0"/>
-          <w:sz w:val="22"/>
-        </w:rPr>
-        <w:t>(d) Respiratory rate</w:t>
-      </w:r>
-    </w:p>
-    <w:p>
-      <w:pPr>
-        <w:spacing w:after="0" w:before="40"/>
-      </w:pPr>
-      <w:r>
-        <w:rPr>
-          <w:b/>
-          <w:sz w:val="22"/>
-        </w:rPr>
-        <w:t>Answer: b</w:t>
-      </w:r>
-    </w:p>
-    <w:p>
-      <w:pPr>
-        <w:spacing w:after="0" w:before="0"/>
-      </w:pPr>
-      <w:r>
-        <w:rPr>
-          <w:b w:val="0"/>
-          <w:sz w:val="21"/>
-        </w:rPr>
-        <w:t>Solution: Digoxin slows the heart rate; the nurse counts the apical pulse for one full minute and withholds the drug if it is below 60/min in adults.</w:t>
-      </w:r>
-    </w:p>
-    <w:p>
-      <w:pPr>
-        <w:spacing w:after="0" w:before="0"/>
-      </w:pPr>
-      <w:r>
-        <w:rPr>
-          <w:b w:val="0"/>
-          <w:sz w:val="20"/>
-        </w:rPr>
-        <w:t>Positive Marks: 1</w:t>
-      </w:r>
-    </w:p>
-    <w:p>
-      <w:pPr>
-        <w:spacing w:after="160" w:before="0"/>
-      </w:pPr>
-      <w:r>
-        <w:rPr>
-          <w:b w:val="0"/>
-          <w:sz w:val="20"/>
-        </w:rPr>
-        <w:t>Negative Marks: 0.25</w:t>
-      </w:r>
-    </w:p>
-    <w:p>
-      <w:pPr>
-        <w:spacing w:after="20" w:before="120"/>
-      </w:pPr>
-      <w:r>
-        <w:rPr>
-          <w:b/>
-          <w:sz w:val="22"/>
-        </w:rPr>
-        <w:t>Question: Which position is most appropriate for a patient with dyspnoea?</w:t>
-      </w:r>
-    </w:p>
-    <w:p>
-      <w:pPr>
-        <w:spacing w:after="0" w:before="0"/>
-      </w:pPr>
-      <w:r>
-        <w:rPr>
-          <w:b w:val="0"/>
-          <w:sz w:val="22"/>
-        </w:rPr>
-        <w:t>(a) Fowler's</w:t>
-      </w:r>
-    </w:p>
-    <w:p>
-      <w:pPr>
-        <w:spacing w:after="0" w:before="0"/>
-      </w:pPr>
-      <w:r>
-        <w:rPr>
-          <w:b w:val="0"/>
-          <w:sz w:val="22"/>
-        </w:rPr>
-        <w:t>(b) Supine</w:t>
-      </w:r>
-    </w:p>
-    <w:p>
-      <w:pPr>
-        <w:spacing w:after="0" w:before="0"/>
-      </w:pPr>
-      <w:r>
-        <w:rPr>
-          <w:b w:val="0"/>
-          <w:sz w:val="22"/>
-        </w:rPr>
-        <w:t>(c) Lithotomy</w:t>
-      </w:r>
-    </w:p>
-    <w:p>
-      <w:pPr>
-        <w:spacing w:after="0" w:before="0"/>
-      </w:pPr>
-      <w:r>
-        <w:rPr>
-          <w:b w:val="0"/>
-          <w:sz w:val="22"/>
-        </w:rPr>
-        <w:t>(d) Prone</w:t>
-      </w:r>
-    </w:p>
-    <w:p>
-      <w:pPr>
-        <w:spacing w:after="0" w:before="40"/>
-      </w:pPr>
-      <w:r>
-        <w:rPr>
-          <w:b/>
-          <w:sz w:val="22"/>
-        </w:rPr>
-        <w:t>Answer: a</w:t>
-      </w:r>
-    </w:p>
-    <w:p>
-      <w:pPr>
-        <w:spacing w:after="0" w:before="0"/>
-      </w:pPr>
-      <w:r>
-        <w:rPr>
-          <w:b w:val="0"/>
-          <w:sz w:val="21"/>
-        </w:rPr>
-        <w:t>Solution: Fowler's (semi-Fowler's) position eases breathing by allowing maximum lung expansion.</w:t>
-      </w:r>
-    </w:p>
-    <w:p>
-      <w:pPr>
-        <w:spacing w:after="0" w:before="0"/>
-      </w:pPr>
-      <w:r>
-        <w:rPr>
-          <w:b w:val="0"/>
-          <w:sz w:val="20"/>
-        </w:rPr>
-        <w:t>Positive Marks: 1</w:t>
-      </w:r>
-    </w:p>
-    <w:p>
-      <w:pPr>
-        <w:spacing w:after="160" w:before="0"/>
-      </w:pPr>
-      <w:r>
-        <w:rPr>
-          <w:b w:val="0"/>
-          <w:sz w:val="20"/>
-        </w:rPr>
-        <w:t>Negative Marks: 0.25</w:t>
-      </w:r>
-    </w:p>
-    <w:p>
-      <w:pPr>
-        <w:spacing w:after="20" w:before="120"/>
-      </w:pPr>
-      <w:r>
-        <w:rPr>
-          <w:b/>
-          <w:sz w:val="22"/>
-        </w:rPr>
-        <w:t>Question: What It meant by posthumous child?</w:t>
-      </w:r>
-    </w:p>
-    <w:p>
-      <w:pPr>
-        <w:spacing w:after="0" w:before="0"/>
-      </w:pPr>
-      <w:r>
-        <w:rPr>
-          <w:b w:val="0"/>
-          <w:sz w:val="22"/>
-        </w:rPr>
-        <w:t>(a) Child who doesn't hate mother</w:t>
-      </w:r>
-    </w:p>
-    <w:p>
-      <w:pPr>
-        <w:spacing w:after="0" w:before="0"/>
-      </w:pPr>
-      <w:r>
-        <w:rPr>
-          <w:b w:val="0"/>
-          <w:sz w:val="22"/>
-        </w:rPr>
-        <w:t>(b) Childbirth after death of both biological parent</w:t>
-      </w:r>
-    </w:p>
-    <w:p>
-      <w:pPr>
-        <w:spacing w:after="0" w:before="0"/>
-      </w:pPr>
-      <w:r>
-        <w:rPr>
-          <w:b w:val="0"/>
-          <w:sz w:val="22"/>
-        </w:rPr>
-        <w:t>(c) Abused child</w:t>
-      </w:r>
-    </w:p>
-    <w:p>
-      <w:pPr>
-        <w:spacing w:after="0" w:before="0"/>
-      </w:pPr>
-      <w:r>
-        <w:rPr>
-          <w:b w:val="0"/>
-          <w:sz w:val="22"/>
-        </w:rPr>
-        <w:t>(d) Child who lost the parents after birth</w:t>
-      </w:r>
-    </w:p>
-    <w:p>
-      <w:pPr>
-        <w:spacing w:after="0" w:before="40"/>
-      </w:pPr>
-      <w:r>
-        <w:rPr>
-          <w:b/>
-          <w:sz w:val="22"/>
-        </w:rPr>
-        <w:t>Answer: b</w:t>
-      </w:r>
-    </w:p>
-    <w:p>
-      <w:pPr>
-        <w:spacing w:after="0" w:before="0"/>
-      </w:pPr>
-      <w:r>
-        <w:rPr>
-          <w:b w:val="0"/>
-          <w:sz w:val="21"/>
-        </w:rPr>
-        <w:t>Solution: A posthumous child refers to a child who is born after the death of one or both of their biological parents. It specifically refers to a child who is conceived before the death of the biological parent(s) but born after their demise. This situation can occur due to advanced reproductive technologies, such as postmortem sperm retrieval or the use of stored frozen embryos. The term "posthumous child" highlights the unique circumstances surrounding the child's birth and the absence of one or both biological parents during their upbringing. "Forensic Medicine: A Handbook for Professionals," Chapter 10</w:t>
-      </w:r>
-    </w:p>
-    <w:p>
-      <w:pPr>
-        <w:spacing w:after="0" w:before="0"/>
-      </w:pPr>
-      <w:r>
-        <w:rPr>
-          <w:b w:val="0"/>
-          <w:sz w:val="20"/>
-        </w:rPr>
-        <w:t>Positive Marks: 1</w:t>
-      </w:r>
-    </w:p>
-    <w:p>
-      <w:pPr>
-        <w:spacing w:after="160" w:before="0"/>
-      </w:pPr>
-      <w:r>
-        <w:rPr>
-          <w:b w:val="0"/>
-          <w:sz w:val="20"/>
-        </w:rPr>
-        <w:t>Negative Marks: 0.25</w:t>
-      </w:r>
-    </w:p>
-    <w:p>
-      <w:pPr>
-        <w:spacing w:after="20" w:before="120"/>
-      </w:pPr>
-      <w:r>
-        <w:rPr>
-          <w:b/>
-          <w:sz w:val="22"/>
-        </w:rPr>
-        <w:t>Question: Type I immediate hypersensitivity allergic reaction is mediated primarily by immunoglobulin</w:t>
-      </w:r>
-    </w:p>
-    <w:p>
-      <w:pPr>
-        <w:spacing w:after="0" w:before="0"/>
-      </w:pPr>
-      <w:r>
-        <w:rPr>
-          <w:b w:val="0"/>
-          <w:sz w:val="22"/>
-        </w:rPr>
-        <w:t>(a) IgM</w:t>
-      </w:r>
-    </w:p>
-    <w:p>
-      <w:pPr>
-        <w:spacing w:after="0" w:before="0"/>
-      </w:pPr>
-      <w:r>
-        <w:rPr>
-          <w:b w:val="0"/>
-          <w:sz w:val="22"/>
-        </w:rPr>
-        <w:t>(b) IgE</w:t>
-      </w:r>
-    </w:p>
-    <w:p>
-      <w:pPr>
-        <w:spacing w:after="0" w:before="0"/>
-      </w:pPr>
-      <w:r>
-        <w:rPr>
-          <w:b w:val="0"/>
-          <w:sz w:val="22"/>
-        </w:rPr>
-        <w:t>(c) IgG</w:t>
-      </w:r>
-    </w:p>
-    <w:p>
-      <w:pPr>
-        <w:spacing w:after="0" w:before="0"/>
-      </w:pPr>
-      <w:r>
-        <w:rPr>
-          <w:b w:val="0"/>
-          <w:sz w:val="22"/>
-        </w:rPr>
-        <w:t>(d) IgA</w:t>
-      </w:r>
-    </w:p>
-    <w:p>
-      <w:pPr>
-        <w:spacing w:after="0" w:before="40"/>
-      </w:pPr>
-      <w:r>
-        <w:rPr>
-          <w:b/>
-          <w:sz w:val="22"/>
-        </w:rPr>
-        <w:t>Answer: b</w:t>
-      </w:r>
-    </w:p>
-    <w:p>
-      <w:pPr>
-        <w:spacing w:after="0" w:before="0"/>
-      </w:pPr>
-      <w:r>
-        <w:rPr>
-          <w:b w:val="0"/>
-          <w:sz w:val="21"/>
-        </w:rPr>
-        <w:t>Solution: IgE antibodies bind to mast cells and basophils, triggering histamine release upon allergen re-exposure in Type I hypersensitivity (anaphylaxis/asthma).</w:t>
-      </w:r>
-    </w:p>
-    <w:p>
-      <w:pPr>
-        <w:spacing w:after="0" w:before="0"/>
-      </w:pPr>
-      <w:r>
-        <w:rPr>
-          <w:b w:val="0"/>
-          <w:sz w:val="20"/>
-        </w:rPr>
-        <w:t>Positive Marks: 1</w:t>
-      </w:r>
-    </w:p>
-    <w:p>
-      <w:pPr>
-        <w:spacing w:after="160" w:before="0"/>
-      </w:pPr>
-      <w:r>
-        <w:rPr>
-          <w:b w:val="0"/>
-          <w:sz w:val="20"/>
-        </w:rPr>
-        <w:t>Negative Marks: 0.25</w:t>
-      </w:r>
-    </w:p>
-    <w:p>
-      <w:pPr>
-        <w:spacing w:after="20" w:before="120"/>
-      </w:pPr>
-      <w:r>
-        <w:rPr>
-          <w:b/>
-          <w:sz w:val="22"/>
-        </w:rPr>
-        <w:t>Question: The nurse observes clear, watery fluid draining from the nose of a client with a head injury. Which action is appropriate?</w:t>
-      </w:r>
-    </w:p>
-    <w:p>
-      <w:pPr>
-        <w:spacing w:after="0" w:before="0"/>
-      </w:pPr>
-      <w:r>
-        <w:rPr>
-          <w:b w:val="0"/>
-          <w:sz w:val="22"/>
-        </w:rPr>
-        <w:t>(a) Place the client in the Trendelenburg position</w:t>
-      </w:r>
-    </w:p>
-    <w:p>
-      <w:pPr>
-        <w:spacing w:after="0" w:before="0"/>
-      </w:pPr>
-      <w:r>
-        <w:rPr>
-          <w:b w:val="0"/>
-          <w:sz w:val="22"/>
-        </w:rPr>
-        <w:t>(b) Pack the nose with sterile gauze</w:t>
-      </w:r>
-    </w:p>
-    <w:p>
-      <w:pPr>
-        <w:spacing w:after="0" w:before="0"/>
-      </w:pPr>
-      <w:r>
-        <w:rPr>
-          <w:b w:val="0"/>
-          <w:sz w:val="22"/>
-        </w:rPr>
-        <w:t>(c) Suction the nares to keep the airway clear</w:t>
-      </w:r>
-    </w:p>
-    <w:p>
-      <w:pPr>
-        <w:spacing w:after="0" w:before="0"/>
-      </w:pPr>
-      <w:r>
-        <w:rPr>
-          <w:b w:val="0"/>
-          <w:sz w:val="22"/>
-        </w:rPr>
-        <w:t>(d) Test the drainage for glucose to confirm cerebrospinal fluid</w:t>
-      </w:r>
-    </w:p>
-    <w:p>
-      <w:pPr>
-        <w:spacing w:after="0" w:before="40"/>
-      </w:pPr>
-      <w:r>
-        <w:rPr>
-          <w:b/>
-          <w:sz w:val="22"/>
-        </w:rPr>
-        <w:t>Answer: d</w:t>
-      </w:r>
-    </w:p>
-    <w:p>
-      <w:pPr>
-        <w:spacing w:after="0" w:before="0"/>
-      </w:pPr>
-      <w:r>
-        <w:rPr>
-          <w:b w:val="0"/>
-          <w:sz w:val="21"/>
-        </w:rPr>
-        <w:t>Solution: Clear nasal drainage after head injury is likely CSF (rhinorrhea); it is tested for glucose, and suctioning or packing is avoided because it can introduce infection.</w:t>
-      </w:r>
-    </w:p>
-    <w:p>
-      <w:pPr>
-        <w:spacing w:after="0" w:before="0"/>
-      </w:pPr>
-      <w:r>
-        <w:rPr>
-          <w:b w:val="0"/>
-          <w:sz w:val="20"/>
-        </w:rPr>
-        <w:t>Positive Marks: 1</w:t>
-      </w:r>
-    </w:p>
-    <w:p>
-      <w:pPr>
-        <w:spacing w:after="160" w:before="0"/>
-      </w:pPr>
-      <w:r>
-        <w:rPr>
-          <w:b w:val="0"/>
-          <w:sz w:val="20"/>
-        </w:rPr>
-        <w:t>Negative Marks: 0.25</w:t>
-      </w:r>
-    </w:p>
-    <w:p>
-      <w:pPr>
-        <w:spacing w:after="20" w:before="120"/>
-      </w:pPr>
-      <w:r>
-        <w:rPr>
-          <w:b/>
-          <w:sz w:val="22"/>
-        </w:rPr>
-        <w:t>Question: Which among the following is the sign of severe dehydration among infants?</w:t>
-      </w:r>
-    </w:p>
-    <w:p>
-      <w:pPr>
-        <w:spacing w:after="0" w:before="0"/>
-      </w:pPr>
-      <w:r>
-        <w:rPr>
-          <w:b w:val="0"/>
-          <w:sz w:val="22"/>
-        </w:rPr>
-        <w:t>(a) Drowsiness, bulging fontanelle and decreased skin turgor</w:t>
-      </w:r>
-    </w:p>
-    <w:p>
-      <w:pPr>
-        <w:spacing w:after="0" w:before="0"/>
-      </w:pPr>
-      <w:r>
-        <w:rPr>
-          <w:b w:val="0"/>
-          <w:sz w:val="22"/>
-        </w:rPr>
-        <w:t>(b) Anxiety and increased skin turgor</w:t>
-      </w:r>
-    </w:p>
-    <w:p>
-      <w:pPr>
-        <w:spacing w:after="0" w:before="0"/>
-      </w:pPr>
-      <w:r>
-        <w:rPr>
-          <w:b w:val="0"/>
-          <w:sz w:val="22"/>
-        </w:rPr>
-        <w:t>(c) Excessive crying and excessive thirst</w:t>
-      </w:r>
-    </w:p>
-    <w:p>
-      <w:pPr>
-        <w:spacing w:after="0" w:before="0"/>
-      </w:pPr>
-      <w:r>
-        <w:rPr>
-          <w:b w:val="0"/>
-          <w:sz w:val="22"/>
-        </w:rPr>
-        <w:t>(d) Drowsiness, depressed fontanelle and decreased skin turgor</w:t>
-      </w:r>
-    </w:p>
-    <w:p>
-      <w:pPr>
-        <w:spacing w:after="0" w:before="40"/>
-      </w:pPr>
-      <w:r>
-        <w:rPr>
-          <w:b/>
-          <w:sz w:val="22"/>
-        </w:rPr>
-        <w:t>Answer: d</w:t>
-      </w:r>
-    </w:p>
-    <w:p>
-      <w:pPr>
-        <w:spacing w:after="0" w:before="0"/>
-      </w:pPr>
-      <w:r>
-        <w:rPr>
-          <w:b w:val="0"/>
-          <w:sz w:val="21"/>
-        </w:rPr>
-        <w:t>Solution: Severe dehydration in infants presents with drowsiness, sunken (depressed) fontanelle and decreased skin turgor.</w:t>
-      </w:r>
-    </w:p>
-    <w:p>
-      <w:pPr>
-        <w:spacing w:after="0" w:before="0"/>
-      </w:pPr>
-      <w:r>
-        <w:rPr>
-          <w:b w:val="0"/>
-          <w:sz w:val="20"/>
-        </w:rPr>
-        <w:t>Positive Marks: 1</w:t>
-      </w:r>
-    </w:p>
-    <w:p>
-      <w:pPr>
-        <w:spacing w:after="160" w:before="0"/>
-      </w:pPr>
-      <w:r>
-        <w:rPr>
-          <w:b w:val="0"/>
-          <w:sz w:val="20"/>
-        </w:rPr>
-        <w:t>Negative Marks: 0.25</w:t>
-      </w:r>
-    </w:p>
-    <w:p>
-      <w:pPr>
-        <w:spacing w:after="20" w:before="120"/>
-      </w:pPr>
-      <w:r>
-        <w:rPr>
-          <w:b/>
-          <w:sz w:val="22"/>
-        </w:rPr>
-        <w:t>Question: Which contraceptive method is not recommended during lactation?</w:t>
-      </w:r>
-    </w:p>
-    <w:p>
-      <w:pPr>
-        <w:spacing w:after="0" w:before="0"/>
-      </w:pPr>
-      <w:r>
-        <w:rPr>
-          <w:b w:val="0"/>
-          <w:sz w:val="22"/>
-        </w:rPr>
-        <w:t>(a) Combined OCP</w:t>
-      </w:r>
-    </w:p>
-    <w:p>
-      <w:pPr>
-        <w:spacing w:after="0" w:before="0"/>
-      </w:pPr>
-      <w:r>
-        <w:rPr>
-          <w:b w:val="0"/>
-          <w:sz w:val="22"/>
-        </w:rPr>
-        <w:t>(b) Minipill</w:t>
-      </w:r>
-    </w:p>
-    <w:p>
-      <w:pPr>
-        <w:spacing w:after="0" w:before="0"/>
-      </w:pPr>
-      <w:r>
-        <w:rPr>
-          <w:b w:val="0"/>
-          <w:sz w:val="22"/>
-        </w:rPr>
-        <w:t>(c) Copper T</w:t>
-      </w:r>
-    </w:p>
-    <w:p>
-      <w:pPr>
-        <w:spacing w:after="0" w:before="0"/>
-      </w:pPr>
-      <w:r>
-        <w:rPr>
-          <w:b w:val="0"/>
-          <w:sz w:val="22"/>
-        </w:rPr>
-        <w:t>(d) E-Pill</w:t>
-      </w:r>
-    </w:p>
-    <w:p>
-      <w:pPr>
-        <w:spacing w:after="0" w:before="40"/>
-      </w:pPr>
-      <w:r>
-        <w:rPr>
-          <w:b/>
-          <w:sz w:val="22"/>
-        </w:rPr>
-        <w:t>Answer: a</w:t>
-      </w:r>
-    </w:p>
-    <w:p>
-      <w:pPr>
-        <w:spacing w:after="0" w:before="0"/>
-      </w:pPr>
-      <w:r>
-        <w:rPr>
-          <w:b w:val="0"/>
-          <w:sz w:val="21"/>
-        </w:rPr>
-        <w:t>Solution: Combined oral contraceptive pills (OCPs) are not recommended during lactation (breastfeeding) as they can potentially affect milk production and composition (option D). The hormones in combined OCPs, which contain both estrogen and progestin, may interfere with breastfeeding by reducing milk supply. Estrogen can inhibit the production of prolactin, a hormone responsible for milk production. Therefore, during lactation, other contraceptive methods that are considered safe and compatible with breastfeeding are recommended, such as progestin-only pills.</w:t>
-      </w:r>
-    </w:p>
-    <w:p>
-      <w:pPr>
-        <w:spacing w:after="0" w:before="0"/>
-      </w:pPr>
-      <w:r>
-        <w:rPr>
-          <w:b w:val="0"/>
-          <w:sz w:val="20"/>
-        </w:rPr>
-        <w:t>Positive Marks: 1</w:t>
-      </w:r>
-    </w:p>
-    <w:p>
-      <w:pPr>
-        <w:spacing w:after="160" w:before="0"/>
-      </w:pPr>
-      <w:r>
-        <w:rPr>
-          <w:b w:val="0"/>
-          <w:sz w:val="20"/>
-        </w:rPr>
-        <w:t>Negative Marks: 0.25</w:t>
-      </w:r>
-    </w:p>
-    <w:p>
-      <w:pPr>
-        <w:spacing w:after="20" w:before="120"/>
-      </w:pPr>
-      <w:r>
-        <w:rPr>
-          <w:b/>
-          <w:sz w:val="22"/>
-        </w:rPr>
-        <w:t>Question: Which position is most appropriate for a client with severe dyspnea?</w:t>
-      </w:r>
-    </w:p>
-    <w:p>
-      <w:pPr>
-        <w:spacing w:after="0" w:before="0"/>
-      </w:pPr>
-      <w:r>
-        <w:rPr>
-          <w:b w:val="0"/>
-          <w:sz w:val="22"/>
-        </w:rPr>
-        <w:t>(a) Prone position</w:t>
-      </w:r>
-    </w:p>
-    <w:p>
-      <w:pPr>
-        <w:spacing w:after="0" w:before="0"/>
-      </w:pPr>
-      <w:r>
-        <w:rPr>
-          <w:b w:val="0"/>
-          <w:sz w:val="22"/>
-        </w:rPr>
-        <w:t>(b) Supine position</w:t>
-      </w:r>
-    </w:p>
-    <w:p>
-      <w:pPr>
-        <w:spacing w:after="0" w:before="0"/>
-      </w:pPr>
-      <w:r>
-        <w:rPr>
-          <w:b w:val="0"/>
-          <w:sz w:val="22"/>
-        </w:rPr>
-        <w:t>(c) Trendelenburg position</w:t>
-      </w:r>
-    </w:p>
-    <w:p>
-      <w:pPr>
-        <w:spacing w:after="0" w:before="0"/>
-      </w:pPr>
-      <w:r>
-        <w:rPr>
-          <w:b w:val="0"/>
-          <w:sz w:val="22"/>
-        </w:rPr>
-        <w:t>(d) High Fowler's position</w:t>
-      </w:r>
-    </w:p>
-    <w:p>
-      <w:pPr>
-        <w:spacing w:after="0" w:before="40"/>
-      </w:pPr>
-      <w:r>
-        <w:rPr>
-          <w:b/>
-          <w:sz w:val="22"/>
-        </w:rPr>
-        <w:t>Answer: d</w:t>
-      </w:r>
-    </w:p>
-    <w:p>
-      <w:pPr>
-        <w:spacing w:after="0" w:before="0"/>
-      </w:pPr>
-      <w:r>
-        <w:rPr>
-          <w:b w:val="0"/>
-          <w:sz w:val="21"/>
-        </w:rPr>
-        <w:t>Solution: High Fowler's (sitting at 80-90°) maximizes chest expansion by allowing gravity to lower abdominal contents and is the position of choice for dyspnea.</w:t>
-      </w:r>
-    </w:p>
-    <w:p>
-      <w:pPr>
-        <w:spacing w:after="0" w:before="0"/>
-      </w:pPr>
-      <w:r>
-        <w:rPr>
-          <w:b w:val="0"/>
-          <w:sz w:val="20"/>
-        </w:rPr>
-        <w:t>Positive Marks: 1</w:t>
-      </w:r>
-    </w:p>
-    <w:p>
-      <w:pPr>
-        <w:spacing w:after="160" w:before="0"/>
-      </w:pPr>
-      <w:r>
-        <w:rPr>
-          <w:b w:val="0"/>
-          <w:sz w:val="20"/>
-        </w:rPr>
-        <w:t>Negative Marks: 0.25</w:t>
-      </w:r>
-    </w:p>
-    <w:p>
-      <w:pPr>
-        <w:spacing w:after="20" w:before="120"/>
-      </w:pPr>
-      <w:r>
-        <w:rPr>
-          <w:b/>
-          <w:sz w:val="22"/>
-        </w:rPr>
-        <w:t>Question: Which vitamin deficiency may cause night blindness?</w:t>
-      </w:r>
-    </w:p>
-    <w:p>
-      <w:pPr>
-        <w:spacing w:after="0" w:before="0"/>
-      </w:pPr>
-      <w:r>
-        <w:rPr>
-          <w:b w:val="0"/>
-          <w:sz w:val="22"/>
-        </w:rPr>
-        <w:t>(a) Vitamin E</w:t>
-      </w:r>
-    </w:p>
-    <w:p>
-      <w:pPr>
-        <w:spacing w:after="0" w:before="0"/>
-      </w:pPr>
-      <w:r>
-        <w:rPr>
-          <w:b w:val="0"/>
-          <w:sz w:val="22"/>
-        </w:rPr>
-        <w:t>(b) Vitamin A</w:t>
-      </w:r>
-    </w:p>
-    <w:p>
-      <w:pPr>
-        <w:spacing w:after="0" w:before="0"/>
-      </w:pPr>
-      <w:r>
-        <w:rPr>
-          <w:b w:val="0"/>
-          <w:sz w:val="22"/>
-        </w:rPr>
-        <w:t>(c) Vitamin C</w:t>
-      </w:r>
-    </w:p>
-    <w:p>
-      <w:pPr>
-        <w:spacing w:after="0" w:before="0"/>
-      </w:pPr>
-      <w:r>
-        <w:rPr>
-          <w:b w:val="0"/>
-          <w:sz w:val="22"/>
-        </w:rPr>
-        <w:t>(d) Vitamin K</w:t>
-      </w:r>
-    </w:p>
-    <w:p>
-      <w:pPr>
-        <w:spacing w:after="0" w:before="40"/>
-      </w:pPr>
-      <w:r>
-        <w:rPr>
-          <w:b/>
-          <w:sz w:val="22"/>
-        </w:rPr>
-        <w:t>Answer: b</w:t>
-      </w:r>
-    </w:p>
-    <w:p>
-      <w:pPr>
-        <w:spacing w:after="0" w:before="0"/>
-      </w:pPr>
-      <w:r>
-        <w:rPr>
-          <w:b w:val="0"/>
-          <w:sz w:val="21"/>
-        </w:rPr>
-        <w:t>Solution: Vitamin A (retinol) deficiency causes night blindness and xerophthalmia.</w:t>
-      </w:r>
-    </w:p>
-    <w:p>
-      <w:pPr>
-        <w:spacing w:after="0" w:before="0"/>
-      </w:pPr>
-      <w:r>
-        <w:rPr>
-          <w:b w:val="0"/>
-          <w:sz w:val="20"/>
-        </w:rPr>
-        <w:t>Positive Marks: 1</w:t>
-      </w:r>
-    </w:p>
-    <w:p>
-      <w:pPr>
-        <w:spacing w:after="160" w:before="0"/>
-      </w:pPr>
-      <w:r>
-        <w:rPr>
-          <w:b w:val="0"/>
-          <w:sz w:val="20"/>
-        </w:rPr>
-        <w:t>Negative Marks: 0.25</w:t>
-      </w:r>
-    </w:p>
-    <w:p>
-      <w:pPr>
-        <w:spacing w:after="20" w:before="120"/>
-      </w:pPr>
-      <w:r>
-        <w:rPr>
-          <w:b/>
-          <w:sz w:val="22"/>
-        </w:rPr>
-        <w:t>Question: Which finding indicates that a client in labor has entered the SECOND stage of labor?</w:t>
-      </w:r>
-    </w:p>
-    <w:p>
-      <w:pPr>
-        <w:spacing w:after="0" w:before="0"/>
-      </w:pPr>
-      <w:r>
-        <w:rPr>
-          <w:b w:val="0"/>
-          <w:sz w:val="22"/>
-        </w:rPr>
-        <w:t>(a) Onset of regular contractions</w:t>
-      </w:r>
-    </w:p>
-    <w:p>
-      <w:pPr>
-        <w:spacing w:after="0" w:before="0"/>
-      </w:pPr>
-      <w:r>
-        <w:rPr>
-          <w:b w:val="0"/>
-          <w:sz w:val="22"/>
-        </w:rPr>
-        <w:t>(b) Expulsion of the placenta</w:t>
-      </w:r>
-    </w:p>
-    <w:p>
-      <w:pPr>
-        <w:spacing w:after="0" w:before="0"/>
-      </w:pPr>
-      <w:r>
-        <w:rPr>
-          <w:b w:val="0"/>
-          <w:sz w:val="22"/>
-        </w:rPr>
-        <w:t>(c) Complete cervical dilatation (10 cm)</w:t>
-      </w:r>
-    </w:p>
-    <w:p>
-      <w:pPr>
-        <w:spacing w:after="0" w:before="0"/>
-      </w:pPr>
-      <w:r>
-        <w:rPr>
-          <w:b w:val="0"/>
-          <w:sz w:val="22"/>
-        </w:rPr>
-        <w:t>(d) Rupture of the membranes</w:t>
-      </w:r>
-    </w:p>
-    <w:p>
-      <w:pPr>
-        <w:spacing w:after="0" w:before="40"/>
-      </w:pPr>
-      <w:r>
-        <w:rPr>
-          <w:b/>
-          <w:sz w:val="22"/>
-        </w:rPr>
-        <w:t>Answer: c</w:t>
-      </w:r>
-    </w:p>
-    <w:p>
-      <w:pPr>
-        <w:spacing w:after="0" w:before="0"/>
-      </w:pPr>
-      <w:r>
-        <w:rPr>
-          <w:b w:val="0"/>
-          <w:sz w:val="21"/>
-        </w:rPr>
-        <w:t>Solution: The second stage begins with complete cervical dilatation and ends with delivery of the baby; expulsion of the placenta marks the end of the third stage.</w:t>
-      </w:r>
-    </w:p>
-    <w:p>
-      <w:pPr>
-        <w:spacing w:after="0" w:before="0"/>
-      </w:pPr>
-      <w:r>
-        <w:rPr>
-          <w:b w:val="0"/>
-          <w:sz w:val="20"/>
-        </w:rPr>
-        <w:t>Positive Marks: 1</w:t>
-      </w:r>
-    </w:p>
-    <w:p>
-      <w:pPr>
-        <w:spacing w:after="160" w:before="0"/>
-      </w:pPr>
-      <w:r>
-        <w:rPr>
-          <w:b w:val="0"/>
-          <w:sz w:val="20"/>
-        </w:rPr>
-        <w:t>Negative Marks: 0.25</w:t>
+      <w:r>
+        <w:t xml:space="preserve">Question: The normal erythrocyte sedimentation rate (ESR) in an adult woman is approximately</w:t>
+      </w:r>
+    </w:p>
+    <w:p>
+      <w:r>
+        <w:t xml:space="preserve">(a) 1-20 mm in the first hour</w:t>
+      </w:r>
+    </w:p>
+    <w:p>
+      <w:r>
+        <w:t xml:space="preserve">(b) 100-150 mm in the first hour</w:t>
+      </w:r>
+    </w:p>
+    <w:p>
+      <w:r>
+        <w:t xml:space="preserve">(c) 200-300 mm in the first hour</w:t>
+      </w:r>
+    </w:p>
+    <w:p>
+      <w:r>
+        <w:t xml:space="preserve">(d) 0-1 mm in the first hour</w:t>
+      </w:r>
+    </w:p>
+    <w:p>
+      <w:r>
+        <w:t xml:space="preserve">Answer: a</w:t>
+      </w:r>
+    </w:p>
+    <w:p>
+      <w:r>
+        <w:t xml:space="preserve">Solution: ✅ Correct Answer: a</w:t>
+      </w:r>
+    </w:p>
+    <w:p>
+      <w:r>
+        <w:t xml:space="preserve">🧠 Clinical Rationale: Normal ESR is 1-13 mm/hr in men and 1-20 mm/hr in women; it rises in inflammation, infection, anemia, and malignancy.</w:t>
+      </w:r>
+    </w:p>
+    <w:p>
+      <w:r>
+        <w:t xml:space="preserve">❌ Why Not Other Options?</w:t>
+      </w:r>
+    </w:p>
+    <w:p>
+      <w:r>
+        <w:t xml:space="preserve">(b) — 100-150 mm/hr is markedly elevated (infection, malignancy, autoimmune disease).</w:t>
+      </w:r>
+    </w:p>
+    <w:p>
+      <w:r>
+        <w:t xml:space="preserve">(c) — 200-300 mm/hr is extreme elevation.</w:t>
+      </w:r>
+    </w:p>
+    <w:p>
+      <w:r>
+        <w:t xml:space="preserve">(d) — 0-1 mm/hr is essentially zero — not a normal reported range.</w:t>
+      </w:r>
+    </w:p>
+    <w:p>
+      <w:r>
+        <w:t xml:space="preserve">⚠️ Exam Trap: "ESR rises with inflammation — but it is NON-SPECIFIC." It is a screening test, not a diagnosis, and it is higher in women and pregnancy.</w:t>
+      </w:r>
+    </w:p>
+    <w:p>
+      <w:r>
+        <w:t xml:space="preserve">💎 PNC Pearl: "ESR is the body's fire alarm — it rings for many fires, so it names the fire rarely."</w:t>
+      </w:r>
+    </w:p>
+    <w:p>
+      <w:r>
+        <w:t xml:space="preserve">Positive Marks: 1</w:t>
+      </w:r>
+    </w:p>
+    <w:p>
+      <w:r>
+        <w:t xml:space="preserve">Negative Marks: 0.25</w:t>
+      </w:r>
+    </w:p>
+    <w:p>
+      <w:r>
+        <w:t xml:space="preserve"/>
+      </w:r>
+    </w:p>
+    <w:p>
+      <w:r>
+        <w:t xml:space="preserve">Question: An oral medication should be administered to a patient who is</w:t>
+      </w:r>
+    </w:p>
+    <w:p>
+      <w:r>
+        <w:t xml:space="preserve">(a) Sitting upright with water</w:t>
+      </w:r>
+    </w:p>
+    <w:p>
+      <w:r>
+        <w:t xml:space="preserve">(b) Lying completely flat</w:t>
+      </w:r>
+    </w:p>
+    <w:p>
+      <w:r>
+        <w:t xml:space="preserve">(c) In the prone position</w:t>
+      </w:r>
+    </w:p>
+    <w:p>
+      <w:r>
+        <w:t xml:space="preserve">(d) Walking in the corridor</w:t>
+      </w:r>
+    </w:p>
+    <w:p>
+      <w:r>
+        <w:t xml:space="preserve">Answer: a</w:t>
+      </w:r>
+    </w:p>
+    <w:p>
+      <w:r>
+        <w:t xml:space="preserve">Solution: ✅ Correct Answer: a</w:t>
+      </w:r>
+    </w:p>
+    <w:p>
+      <w:r>
+        <w:t xml:space="preserve">🧠 Clinical Rationale: An upright or sitting position with water lets the tablet reach the stomach and reduces the risk of choking and aspiration.</w:t>
+      </w:r>
+    </w:p>
+    <w:p>
+      <w:r>
+        <w:t xml:space="preserve">❌ Why Not Other Options?</w:t>
+      </w:r>
+    </w:p>
+    <w:p>
+      <w:r>
+        <w:t xml:space="preserve">(b) — Lying flat increases aspiration risk.</w:t>
+      </w:r>
+    </w:p>
+    <w:p>
+      <w:r>
+        <w:t xml:space="preserve">(c) — Prone makes swallowing awkward and unsafe.</w:t>
+      </w:r>
+    </w:p>
+    <w:p>
+      <w:r>
+        <w:t xml:space="preserve">(d) — Walking while swallowing is unsafe.</w:t>
+      </w:r>
+    </w:p>
+    <w:p>
+      <w:r>
+        <w:t xml:space="preserve">⚠️ Exam Trap: "Oral meds = sitting upright with sips of water" — the position rule is a fundamentals safety question, especially for elderly patients.</w:t>
+      </w:r>
+    </w:p>
+    <w:p>
+      <w:r>
+        <w:t xml:space="preserve">💎 PNC Pearl: "Sit them up for the pill — gravity is the first step of every swallow."</w:t>
+      </w:r>
+    </w:p>
+    <w:p>
+      <w:r>
+        <w:t xml:space="preserve">Positive Marks: 1</w:t>
+      </w:r>
+    </w:p>
+    <w:p>
+      <w:r>
+        <w:t xml:space="preserve">Negative Marks: 0.25</w:t>
+      </w:r>
+    </w:p>
+    <w:p>
+      <w:r>
+        <w:t xml:space="preserve"/>
+      </w:r>
+    </w:p>
+    <w:p>
+      <w:r>
+        <w:t xml:space="preserve">Question: The nurse should question which medication order for a patient with a bleeding peptic ulcer?</w:t>
+      </w:r>
+    </w:p>
+    <w:p>
+      <w:r>
+        <w:t xml:space="preserve">(a) Aspirin 325 mg daily</w:t>
+      </w:r>
+    </w:p>
+    <w:p>
+      <w:r>
+        <w:t xml:space="preserve">(b) Pantoprazole 40 mg daily</w:t>
+      </w:r>
+    </w:p>
+    <w:p>
+      <w:r>
+        <w:t xml:space="preserve">(c) Sucralfate 1 g four times daily</w:t>
+      </w:r>
+    </w:p>
+    <w:p>
+      <w:r>
+        <w:t xml:space="preserve">(d) Oral iron supplements</w:t>
+      </w:r>
+    </w:p>
+    <w:p>
+      <w:r>
+        <w:t xml:space="preserve">Answer: a</w:t>
+      </w:r>
+    </w:p>
+    <w:p>
+      <w:r>
+        <w:t xml:space="preserve">Solution: ✅ Correct Answer: a</w:t>
+      </w:r>
+    </w:p>
+    <w:p>
+      <w:r>
+        <w:t xml:space="preserve">🧠 Clinical Rationale: Aspirin and other NSAIDs inhibit prostaglandins that protect the gastric mucosa — worsening ulcer bleeding — so the order should be questioned.</w:t>
+      </w:r>
+    </w:p>
+    <w:p>
+      <w:r>
+        <w:t xml:space="preserve">❌ Why Not Other Options?</w:t>
+      </w:r>
+    </w:p>
+    <w:p>
+      <w:r>
+        <w:t xml:space="preserve">(b) — Pantoprazole (a PPI) suppresses acid and HEALS the ulcer.</w:t>
+      </w:r>
+    </w:p>
+    <w:p>
+      <w:r>
+        <w:t xml:space="preserve">(c) — Sucralfate coats and protects the ulcer.</w:t>
+      </w:r>
+    </w:p>
+    <w:p>
+      <w:r>
+        <w:t xml:space="preserve">(d) — Iron treats the anemia caused by ulcer bleeding.</w:t>
+      </w:r>
+    </w:p>
+    <w:p>
+      <w:r>
+        <w:t xml:space="preserve">⚠️ Exam Trap: "Bleeding ulcer + NSAID/aspirin = hold and question." NSAIDs, alcohol, and smoking are the classic ulcer aggravators.</w:t>
+      </w:r>
+    </w:p>
+    <w:p>
+      <w:r>
+        <w:t xml:space="preserve">💎 PNC Pearl: "Aspirin on a bleeding ulcer is like salt on a wound — question it every time."</w:t>
+      </w:r>
+    </w:p>
+    <w:p>
+      <w:r>
+        <w:t xml:space="preserve">Positive Marks: 1</w:t>
+      </w:r>
+    </w:p>
+    <w:p>
+      <w:r>
+        <w:t xml:space="preserve">Negative Marks: 0.25</w:t>
+      </w:r>
+    </w:p>
+    <w:p>
+      <w:r>
+        <w:t xml:space="preserve"/>
+      </w:r>
+    </w:p>
+    <w:p>
+      <w:r>
+        <w:t xml:space="preserve">Question: The normal puerperium (postpartum) period lasts for</w:t>
+      </w:r>
+    </w:p>
+    <w:p>
+      <w:r>
+        <w:t xml:space="preserve">(a) 1 week</w:t>
+      </w:r>
+    </w:p>
+    <w:p>
+      <w:r>
+        <w:t xml:space="preserve">(b) 6 weeks</w:t>
+      </w:r>
+    </w:p>
+    <w:p>
+      <w:r>
+        <w:t xml:space="preserve">(c) 6 months</w:t>
+      </w:r>
+    </w:p>
+    <w:p>
+      <w:r>
+        <w:t xml:space="preserve">(d) 1 year</w:t>
+      </w:r>
+    </w:p>
+    <w:p>
+      <w:r>
+        <w:t xml:space="preserve">Answer: b</w:t>
+      </w:r>
+    </w:p>
+    <w:p>
+      <w:r>
+        <w:t xml:space="preserve">Solution: ✅ Correct Answer: b</w:t>
+      </w:r>
+    </w:p>
+    <w:p>
+      <w:r>
+        <w:t xml:space="preserve">🧠 Clinical Rationale: The puerperium is the 6-week period after delivery during which the reproductive organs — especially the uterus — return to the non-pregnant state.</w:t>
+      </w:r>
+    </w:p>
+    <w:p>
+      <w:r>
+        <w:t xml:space="preserve">❌ Why Not Other Options?</w:t>
+      </w:r>
+    </w:p>
+    <w:p>
+      <w:r>
+        <w:t xml:space="preserve">(a) — 1 week is far too short for involution.</w:t>
+      </w:r>
+    </w:p>
+    <w:p>
+      <w:r>
+        <w:t xml:space="preserve">(c) — 6 months extends beyond the defined period.</w:t>
+      </w:r>
+    </w:p>
+    <w:p>
+      <w:r>
+        <w:t xml:space="preserve">(d) — 1 year is not the puerperium.</w:t>
+      </w:r>
+    </w:p>
+    <w:p>
+      <w:r>
+        <w:t xml:space="preserve">⚠️ Exam Trap: "Puerperium = 6 weeks; uterine involution is complete by about 6 weeks" — the two facts usually appear together.</w:t>
+      </w:r>
+    </w:p>
+    <w:p>
+      <w:r>
+        <w:t xml:space="preserve">💎 PNC Pearl: "Six weeks to shrink the womb back to normal — the puerperium clock."</w:t>
+      </w:r>
+    </w:p>
+    <w:p>
+      <w:r>
+        <w:t xml:space="preserve">Positive Marks: 1</w:t>
+      </w:r>
+    </w:p>
+    <w:p>
+      <w:r>
+        <w:t xml:space="preserve">Negative Marks: 0.25</w:t>
+      </w:r>
+    </w:p>
+    <w:p>
+      <w:r>
+        <w:t xml:space="preserve"/>
+      </w:r>
+    </w:p>
+    <w:p>
+      <w:r>
+        <w:t xml:space="preserve">Question: A newborn whose umbilical cord has not yet fallen off should be given</w:t>
+      </w:r>
+    </w:p>
+    <w:p>
+      <w:r>
+        <w:t xml:space="preserve">(a) A sponge bath only</w:t>
+      </w:r>
+    </w:p>
+    <w:p>
+      <w:r>
+        <w:t xml:space="preserve">(b) A tub bath immediately</w:t>
+      </w:r>
+    </w:p>
+    <w:p>
+      <w:r>
+        <w:t xml:space="preserve">(c) No bath for six months</w:t>
+      </w:r>
+    </w:p>
+    <w:p>
+      <w:r>
+        <w:t xml:space="preserve">(d) A bath in very hot water</w:t>
+      </w:r>
+    </w:p>
+    <w:p>
+      <w:r>
+        <w:t xml:space="preserve">Answer: a</w:t>
+      </w:r>
+    </w:p>
+    <w:p>
+      <w:r>
+        <w:t xml:space="preserve">Solution: ✅ Correct Answer: a</w:t>
+      </w:r>
+    </w:p>
+    <w:p>
+      <w:r>
+        <w:t xml:space="preserve">🧠 Clinical Rationale: Until the cord stump separates (usually in 1-2 weeks), the baby gets a sponge bath — tub bathing can soak the stump, delay separation, and invite infection.</w:t>
+      </w:r>
+    </w:p>
+    <w:p>
+      <w:r>
+        <w:t xml:space="preserve">❌ Why Not Other Options?</w:t>
+      </w:r>
+    </w:p>
+    <w:p>
+      <w:r>
+        <w:t xml:space="preserve">(b) — Tub bathing soaks the stump and risks infection.</w:t>
+      </w:r>
+    </w:p>
+    <w:p>
+      <w:r>
+        <w:t xml:space="preserve">(c) — No bath for six months is unnecessary.</w:t>
+      </w:r>
+    </w:p>
+    <w:p>
+      <w:r>
+        <w:t xml:space="preserve">(d) — Very hot water burns the baby.</w:t>
+      </w:r>
+    </w:p>
+    <w:p>
+      <w:r>
+        <w:t xml:space="preserve">⚠️ Exam Trap: "Sponge bath until the cord falls off; keep the stump clean and dry" — the two cord-care rules are standard newborn nursing.</w:t>
+      </w:r>
+    </w:p>
+    <w:p>
+      <w:r>
+        <w:t xml:space="preserve">💎 PNC Pearl: "Sponge, don't soak, until the cord drops — keep the stump dry and happy."</w:t>
+      </w:r>
+    </w:p>
+    <w:p>
+      <w:r>
+        <w:t xml:space="preserve">Positive Marks: 1</w:t>
+      </w:r>
+    </w:p>
+    <w:p>
+      <w:r>
+        <w:t xml:space="preserve">Negative Marks: 0.25</w:t>
+      </w:r>
+    </w:p>
+    <w:p>
+      <w:r>
+        <w:t xml:space="preserve"/>
+      </w:r>
+    </w:p>
+    <w:p>
+      <w:r>
+        <w:t xml:space="preserve">Question: A patient with depression is at the highest risk of suicide during</w:t>
+      </w:r>
+    </w:p>
+    <w:p>
+      <w:r>
+        <w:t xml:space="preserve">(a) The early phase of recovery when energy begins to return</w:t>
+      </w:r>
+    </w:p>
+    <w:p>
+      <w:r>
+        <w:t xml:space="preserve">(b) The deepest phase of severe retardation</w:t>
+      </w:r>
+    </w:p>
+    <w:p>
+      <w:r>
+        <w:t xml:space="preserve">(c) Childhood</w:t>
+      </w:r>
+    </w:p>
+    <w:p>
+      <w:r>
+        <w:t xml:space="preserve">(d) The first day of admission only</w:t>
+      </w:r>
+    </w:p>
+    <w:p>
+      <w:r>
+        <w:t xml:space="preserve">Answer: a</w:t>
+      </w:r>
+    </w:p>
+    <w:p>
+      <w:r>
+        <w:t xml:space="preserve">Solution: ✅ Correct Answer: a</w:t>
+      </w:r>
+    </w:p>
+    <w:p>
+      <w:r>
+        <w:t xml:space="preserve">🧠 Clinical Rationale: As depression lifts, energy returns before hopelessness resolves — so the patient may finally have the drive to act on suicidal ideas.</w:t>
+      </w:r>
+    </w:p>
+    <w:p>
+      <w:r>
+        <w:t xml:space="preserve">❌ Why Not Other Options?</w:t>
+      </w:r>
+    </w:p>
+    <w:p>
+      <w:r>
+        <w:t xml:space="preserve">(b) — In severe psychomotor retardation the patient lacks the energy to attempt suicide.</w:t>
+      </w:r>
+    </w:p>
+    <w:p>
+      <w:r>
+        <w:t xml:space="preserve">(c) — Childhood is not the highest-risk phase of a depressive episode.</w:t>
+      </w:r>
+    </w:p>
+    <w:p>
+      <w:r>
+        <w:t xml:space="preserve">(d) — The danger continues beyond the first day — especially as improvement begins.</w:t>
+      </w:r>
+    </w:p>
+    <w:p>
+      <w:r>
+        <w:t xml:space="preserve">⚠️ Exam Trap: "The most dangerous time in depression = when the patient starts to improve" — a classic exam answer that surprises students.</w:t>
+      </w:r>
+    </w:p>
+    <w:p>
+      <w:r>
+        <w:t xml:space="preserve">💎 PNC Pearl: "Beware the lifting fog — energy returns before hope does, and that gap is dangerous."</w:t>
+      </w:r>
+    </w:p>
+    <w:p>
+      <w:r>
+        <w:t xml:space="preserve">Positive Marks: 1</w:t>
+      </w:r>
+    </w:p>
+    <w:p>
+      <w:r>
+        <w:t xml:space="preserve">Negative Marks: 0.25</w:t>
+      </w:r>
+    </w:p>
+    <w:p>
+      <w:r>
+        <w:t xml:space="preserve"/>
+      </w:r>
+    </w:p>
+    <w:p>
+      <w:r>
+        <w:t xml:space="preserve">Question: Under the National Iron Plus Initiative, pregnant women receive</w:t>
+      </w:r>
+    </w:p>
+    <w:p>
+      <w:r>
+        <w:t xml:space="preserve">(a) One iron and folic acid tablet daily for 180 days</w:t>
+      </w:r>
+    </w:p>
+    <w:p>
+      <w:r>
+        <w:t xml:space="preserve">(b) Iron tablets once a month</w:t>
+      </w:r>
+    </w:p>
+    <w:p>
+      <w:r>
+        <w:t xml:space="preserve">(c) No supplements</w:t>
+      </w:r>
+    </w:p>
+    <w:p>
+      <w:r>
+        <w:t xml:space="preserve">(d) Only vitamin C tablets</w:t>
+      </w:r>
+    </w:p>
+    <w:p>
+      <w:r>
+        <w:t xml:space="preserve">Answer: a</w:t>
+      </w:r>
+    </w:p>
+    <w:p>
+      <w:r>
+        <w:t xml:space="preserve">Solution: ✅ Correct Answer: a</w:t>
+      </w:r>
+    </w:p>
+    <w:p>
+      <w:r>
+        <w:t xml:space="preserve">🧠 Clinical Rationale: Pregnant women receive one IFA tablet (100 mg elemental iron + 500 mcg folic acid) daily for at least 180 days to prevent and treat anemia.</w:t>
+      </w:r>
+    </w:p>
+    <w:p>
+      <w:r>
+        <w:t xml:space="preserve">❌ Why Not Other Options?</w:t>
+      </w:r>
+    </w:p>
+    <w:p>
+      <w:r>
+        <w:t xml:space="preserve">(b) — Monthly dosing is inadequate.</w:t>
+      </w:r>
+    </w:p>
+    <w:p>
+      <w:r>
+        <w:t xml:space="preserve">(c) — No supplements would fail to prevent anemia.</w:t>
+      </w:r>
+    </w:p>
+    <w:p>
+      <w:r>
+        <w:t xml:space="preserve">(d) — Vitamin C aids absorption but is not the supplement itself.</w:t>
+      </w:r>
+    </w:p>
+    <w:p>
+      <w:r>
+        <w:t xml:space="preserve">⚠️ Exam Trap: "Pregnancy IFA = 1 tablet daily for 180 days (100 mg iron + 500 mcg folic acid)" — the dose and duration are the exam details of NIPI.</w:t>
+      </w:r>
+    </w:p>
+    <w:p>
+      <w:r>
+        <w:t xml:space="preserve">💎 PNC Pearl: "One IFA a day for 180 days — the pregnant woman's iron insurance policy."</w:t>
+      </w:r>
+    </w:p>
+    <w:p>
+      <w:r>
+        <w:t xml:space="preserve">Positive Marks: 1</w:t>
+      </w:r>
+    </w:p>
+    <w:p>
+      <w:r>
+        <w:t xml:space="preserve">Negative Marks: 0.25</w:t>
+      </w:r>
+    </w:p>
+    <w:p>
+      <w:r>
+        <w:t xml:space="preserve"/>
+      </w:r>
+    </w:p>
+    <w:p>
+      <w:r>
+        <w:t xml:space="preserve">Question: A common anticholinergic side effect of atropine is</w:t>
+      </w:r>
+    </w:p>
+    <w:p>
+      <w:r>
+        <w:t xml:space="preserve">(a) Dry mouth and blurred vision</w:t>
+      </w:r>
+    </w:p>
+    <w:p>
+      <w:r>
+        <w:t xml:space="preserve">(b) Excessive salivation</w:t>
+      </w:r>
+    </w:p>
+    <w:p>
+      <w:r>
+        <w:t xml:space="preserve">(c) Diarrhea</w:t>
+      </w:r>
+    </w:p>
+    <w:p>
+      <w:r>
+        <w:t xml:space="preserve">(d) Constricted pupils</w:t>
+      </w:r>
+    </w:p>
+    <w:p>
+      <w:r>
+        <w:t xml:space="preserve">Answer: a</w:t>
+      </w:r>
+    </w:p>
+    <w:p>
+      <w:r>
+        <w:t xml:space="preserve">Solution: ✅ Correct Answer: a</w:t>
+      </w:r>
+    </w:p>
+    <w:p>
+      <w:r>
+        <w:t xml:space="preserve">🧠 Clinical Rationale: Atropine blocks parasympathetic (cholinergic) effects — dry mouth, blurred vision (mydriasis), tachycardia, urinary retention, and constipation.</w:t>
+      </w:r>
+    </w:p>
+    <w:p>
+      <w:r>
+        <w:t xml:space="preserve">❌ Why Not Other Options?</w:t>
+      </w:r>
+    </w:p>
+    <w:p>
+      <w:r>
+        <w:t xml:space="preserve">(b) — Excessive salivation is a CHOLINERGIC effect.</w:t>
+      </w:r>
+    </w:p>
+    <w:p>
+      <w:r>
+        <w:t xml:space="preserve">(c) — Diarrhea is cholinergic (increased gut motility).</w:t>
+      </w:r>
+    </w:p>
+    <w:p>
+      <w:r>
+        <w:t xml:space="preserve">(d) — Constricted pupils are cholinergic (miosis).</w:t>
+      </w:r>
+    </w:p>
+    <w:p>
+      <w:r>
+        <w:t xml:space="preserve">⚠️ Exam Trap: The anticholinergic mnemonic — "dry as a bone, hot as a hare, blind as a bat, mad as a hatter, full as a flask" — is a famous exam memory aid.</w:t>
+      </w:r>
+    </w:p>
+    <w:p>
+      <w:r>
+        <w:t xml:space="preserve">💎 PNC Pearl: "Atropine dries everything: mouth, eyes, bladder, bowels — 'can't see, can't spit, can't pee.'"</w:t>
+      </w:r>
+    </w:p>
+    <w:p>
+      <w:r>
+        <w:t xml:space="preserve">Positive Marks: 1</w:t>
+      </w:r>
+    </w:p>
+    <w:p>
+      <w:r>
+        <w:t xml:space="preserve">Negative Marks: 0.25</w:t>
+      </w:r>
+    </w:p>
+    <w:p>
+      <w:r>
+        <w:t xml:space="preserve"/>
+      </w:r>
+    </w:p>
+    <w:p>
+      <w:r>
+        <w:t xml:space="preserve">Question: The most common presenting symptom of acute myocardial infarction is</w:t>
+      </w:r>
+    </w:p>
+    <w:p>
+      <w:r>
+        <w:t xml:space="preserve">(a) Severe retrosternal chest pain</w:t>
+      </w:r>
+    </w:p>
+    <w:p>
+      <w:r>
+        <w:t xml:space="preserve">(b) Painless hematuria</w:t>
+      </w:r>
+    </w:p>
+    <w:p>
+      <w:r>
+        <w:t xml:space="preserve">(c) Back pain with walking</w:t>
+      </w:r>
+    </w:p>
+    <w:p>
+      <w:r>
+        <w:t xml:space="preserve">(d) Headache only</w:t>
+      </w:r>
+    </w:p>
+    <w:p>
+      <w:r>
+        <w:t xml:space="preserve">Answer: a</w:t>
+      </w:r>
+    </w:p>
+    <w:p>
+      <w:r>
+        <w:t xml:space="preserve">Solution: ✅ Correct Answer: a</w:t>
+      </w:r>
+    </w:p>
+    <w:p>
+      <w:r>
+        <w:t xml:space="preserve">🧠 Clinical Rationale: Crushing, retrosternal chest pain — often radiating to the left arm, jaw, or back and lasting more than 20 minutes — is the classic MI presentation.</w:t>
+      </w:r>
+    </w:p>
+    <w:p>
+      <w:r>
+        <w:t xml:space="preserve">❌ Why Not Other Options?</w:t>
+      </w:r>
+    </w:p>
+    <w:p>
+      <w:r>
+        <w:t xml:space="preserve">(b) — Hematuria is a urinary symptom.</w:t>
+      </w:r>
+    </w:p>
+    <w:p>
+      <w:r>
+        <w:t xml:space="preserve">(c) — Exertional back pain suggests spinal/musculoskeletal causes.</w:t>
+      </w:r>
+    </w:p>
+    <w:p>
+      <w:r>
+        <w:t xml:space="preserve">(d) — Headache is not a cardiac symptom.</w:t>
+      </w:r>
+    </w:p>
+    <w:p>
+      <w:r>
+        <w:t xml:space="preserve">⚠️ Exam Trap: "Retrosternal crushing pain + radiation to left arm/jaw = MI." Remember that women, diabetics, and the elderly can present ATYPICALLY (even 'silent' MI).</w:t>
+      </w:r>
+    </w:p>
+    <w:p>
+      <w:r>
+        <w:t xml:space="preserve">💎 PNC Pearl: "Crushing chest pain radiating to the left arm = MI until proven otherwise — act fast."</w:t>
+      </w:r>
+    </w:p>
+    <w:p>
+      <w:r>
+        <w:t xml:space="preserve">Positive Marks: 1</w:t>
+      </w:r>
+    </w:p>
+    <w:p>
+      <w:r>
+        <w:t xml:space="preserve">Negative Marks: 0.25</w:t>
+      </w:r>
+    </w:p>
+    <w:p>
+      <w:r>
+        <w:t xml:space="preserve"/>
+      </w:r>
+    </w:p>
+    <w:p>
+      <w:r>
+        <w:t xml:space="preserve">Question: Hepatitis A is transmitted through</w:t>
+      </w:r>
+    </w:p>
+    <w:p>
+      <w:r>
+        <w:t xml:space="preserve">(a) The fecal-oral route</w:t>
+      </w:r>
+    </w:p>
+    <w:p>
+      <w:r>
+        <w:t xml:space="preserve">(b) Mosquito bites</w:t>
+      </w:r>
+    </w:p>
+    <w:p>
+      <w:r>
+        <w:t xml:space="preserve">(c) Blood transfusion only</w:t>
+      </w:r>
+    </w:p>
+    <w:p>
+      <w:r>
+        <w:t xml:space="preserve">(d) Sexual contact only</w:t>
+      </w:r>
+    </w:p>
+    <w:p>
+      <w:r>
+        <w:t xml:space="preserve">Answer: a</w:t>
+      </w:r>
+    </w:p>
+    <w:p>
+      <w:r>
+        <w:t xml:space="preserve">Solution: ✅ Correct Answer: a</w:t>
+      </w:r>
+    </w:p>
+    <w:p>
+      <w:r>
+        <w:t xml:space="preserve">🧠 Clinical Rationale: Hepatitis A spreads through contaminated food, water, and hands by the fecal-oral route.</w:t>
+      </w:r>
+    </w:p>
+    <w:p>
+      <w:r>
+        <w:t xml:space="preserve">❌ Why Not Other Options?</w:t>
+      </w:r>
+    </w:p>
+    <w:p>
+      <w:r>
+        <w:t xml:space="preserve">(b) — Mosquitoes do not transmit hepatitis.</w:t>
+      </w:r>
+    </w:p>
+    <w:p>
+      <w:r>
+        <w:t xml:space="preserve">(c) — Hepatitis B and C spread via blood; A does not.</w:t>
+      </w:r>
+    </w:p>
+    <w:p>
+      <w:r>
+        <w:t xml:space="preserve">(d) — Sexual contact spreads hepatitis B, not A.</w:t>
+      </w:r>
+    </w:p>
+    <w:p>
+      <w:r>
+        <w:t xml:space="preserve">⚠️ Exam Trap: The hepatitis transmission table is a guaranteed question — "A and E = fecal-oral (food and water); B and C = blood and body fluids; D needs B."</w:t>
+      </w:r>
+    </w:p>
+    <w:p>
+      <w:r>
+        <w:t xml:space="preserve">💎 PNC Pearl: "A and E travel by food and water; B and C ride in blood — D hitches a ride on B."</w:t>
+      </w:r>
+    </w:p>
+    <w:p>
+      <w:r>
+        <w:t xml:space="preserve">Positive Marks: 1</w:t>
+      </w:r>
+    </w:p>
+    <w:p>
+      <w:r>
+        <w:t xml:space="preserve">Negative Marks: 0.25</w:t>
+      </w:r>
+    </w:p>
+    <w:p>
+      <w:r>
+        <w:t xml:space="preserve">Question: A patient with chronic obstructive pulmonary disease (COPD) should be strongly advised to</w:t>
+      </w:r>
+    </w:p>
+    <w:p>
+      <w:r>
+        <w:t xml:space="preserve">(a) Stop smoking</w:t>
+      </w:r>
+    </w:p>
+    <w:p>
+      <w:r>
+        <w:t xml:space="preserve">(b) Sleep in the prone position</w:t>
+      </w:r>
+    </w:p>
+    <w:p>
+      <w:r>
+        <w:t xml:space="preserve">(c) Take deep breaths only at night</w:t>
+      </w:r>
+    </w:p>
+    <w:p>
+      <w:r>
+        <w:t xml:space="preserve">(d) Avoid all physical activity</w:t>
+      </w:r>
+    </w:p>
+    <w:p>
+      <w:r>
+        <w:t xml:space="preserve">Answer: a</w:t>
+      </w:r>
+    </w:p>
+    <w:p>
+      <w:r>
+        <w:t xml:space="preserve">Solution: ✅ Correct Answer: a</w:t>
+      </w:r>
+    </w:p>
+    <w:p>
+      <w:r>
+        <w:t xml:space="preserve">🧠 Clinical Rationale: Smoking cessation is the single most important measure to slow the progression of COPD — no drug works as well as stopping tobacco.</w:t>
+      </w:r>
+    </w:p>
+    <w:p>
+      <w:r>
+        <w:t xml:space="preserve">❌ Why Not Other Options?</w:t>
+      </w:r>
+    </w:p>
+    <w:p>
+      <w:r>
+        <w:t xml:space="preserve">(b) — Prone sleeping does not help COPD and may worsen breathing.</w:t>
+      </w:r>
+    </w:p>
+    <w:p>
+      <w:r>
+        <w:t xml:space="preserve">(c) — Deep breathing only at night has no such benefit.</w:t>
+      </w:r>
+    </w:p>
+    <w:p>
+      <w:r>
+        <w:t xml:space="preserve">(d) — Avoiding all activity worsens deconditioning; pulmonary rehabilitation is recommended.</w:t>
+      </w:r>
+    </w:p>
+    <w:p>
+      <w:r>
+        <w:t xml:space="preserve">⚠️ Exam Trap: "COPD: the #1 intervention = stop smoking; #2 = oxygen, bronchodilators, pulmonary rehabilitation" — the smoking-cessation priority is a repeated exam theme.</w:t>
+      </w:r>
+    </w:p>
+    <w:p>
+      <w:r>
+        <w:t xml:space="preserve">💎 PNC Pearl: "The best bronchodilator in COPD is a stopped cigarette."</w:t>
+      </w:r>
+    </w:p>
+    <w:p>
+      <w:r>
+        <w:t xml:space="preserve">Positive Marks: 1</w:t>
+      </w:r>
+    </w:p>
+    <w:p>
+      <w:r>
+        <w:t xml:space="preserve">Negative Marks: 0.25</w:t>
+      </w:r>
+    </w:p>
+    <w:p>
+      <w:r>
+        <w:t xml:space="preserve"/>
+      </w:r>
+    </w:p>
+    <w:p>
+      <w:r>
+        <w:t xml:space="preserve">Question: The normal blood glucose level 2 hours after a meal in a healthy adult is</w:t>
+      </w:r>
+    </w:p>
+    <w:p>
+      <w:r>
+        <w:t xml:space="preserve">(a) Below 140 mg/dL</w:t>
+      </w:r>
+    </w:p>
+    <w:p>
+      <w:r>
+        <w:t xml:space="preserve">(b) Above 250 mg/dL</w:t>
+      </w:r>
+    </w:p>
+    <w:p>
+      <w:r>
+        <w:t xml:space="preserve">(c) 200-250 mg/dL</w:t>
+      </w:r>
+    </w:p>
+    <w:p>
+      <w:r>
+        <w:t xml:space="preserve">(d) 300-400 mg/dL</w:t>
+      </w:r>
+    </w:p>
+    <w:p>
+      <w:r>
+        <w:t xml:space="preserve">Answer: a</w:t>
+      </w:r>
+    </w:p>
+    <w:p>
+      <w:r>
+        <w:t xml:space="preserve">Solution: ✅ Correct Answer: a</w:t>
+      </w:r>
+    </w:p>
+    <w:p>
+      <w:r>
+        <w:t xml:space="preserve">🧠 Clinical Rationale: Two-hour postprandial glucose is normally below 140 mg/dL; 140-199 suggests impaired glucose tolerance and 200+ indicates diabetes.</w:t>
+      </w:r>
+    </w:p>
+    <w:p>
+      <w:r>
+        <w:t xml:space="preserve">❌ Why Not Other Options?</w:t>
+      </w:r>
+    </w:p>
+    <w:p>
+      <w:r>
+        <w:t xml:space="preserve">(b) — 250+ mg/dL is frankly diabetic and dangerous.</w:t>
+      </w:r>
+    </w:p>
+    <w:p>
+      <w:r>
+        <w:t xml:space="preserve">(c) — 200-250 mg/dL is diabetic-range.</w:t>
+      </w:r>
+    </w:p>
+    <w:p>
+      <w:r>
+        <w:t xml:space="preserve">(d) — 300-400 mg/dL is severe hyperglycemia.</w:t>
+      </w:r>
+    </w:p>
+    <w:p>
+      <w:r>
+        <w:t xml:space="preserve">⚠️ Exam Trap: "Postprandial 2-hr: normal &lt; 140, diabetes ≥ 200" — pair with fasting cut-offs (normal &lt; 100, diabetes ≥ 126).</w:t>
+      </w:r>
+    </w:p>
+    <w:p>
+      <w:r>
+        <w:t xml:space="preserve">💎 PNC Pearl: "Two hours after food, the sugar should be back under 140 — the body's cleanup crew works fast."</w:t>
+      </w:r>
+    </w:p>
+    <w:p>
+      <w:r>
+        <w:t xml:space="preserve">Positive Marks: 1</w:t>
+      </w:r>
+    </w:p>
+    <w:p>
+      <w:r>
+        <w:t xml:space="preserve">Negative Marks: 0.25</w:t>
+      </w:r>
+    </w:p>
+    <w:p>
+      <w:r>
+        <w:t xml:space="preserve"/>
+      </w:r>
+    </w:p>
+    <w:p>
+      <w:r>
+        <w:t xml:space="preserve">Question: A patient with acute cholecystitis is most likely to complain of</w:t>
+      </w:r>
+    </w:p>
+    <w:p>
+      <w:r>
+        <w:t xml:space="preserve">(a) Right upper quadrant pain radiating to the right shoulder</w:t>
+      </w:r>
+    </w:p>
+    <w:p>
+      <w:r>
+        <w:t xml:space="preserve">(b) Left lower quadrant pain</w:t>
+      </w:r>
+    </w:p>
+    <w:p>
+      <w:r>
+        <w:t xml:space="preserve">(c) Periumbilical pain relieved by food</w:t>
+      </w:r>
+    </w:p>
+    <w:p>
+      <w:r>
+        <w:t xml:space="preserve">(d) Suprapubic pain with urination</w:t>
+      </w:r>
+    </w:p>
+    <w:p>
+      <w:r>
+        <w:t xml:space="preserve">Answer: a</w:t>
+      </w:r>
+    </w:p>
+    <w:p>
+      <w:r>
+        <w:t xml:space="preserve">Solution: ✅ Correct Answer: a</w:t>
+      </w:r>
+    </w:p>
+    <w:p>
+      <w:r>
+        <w:t xml:space="preserve">🧠 Clinical Rationale: Gallbladder inflammation causes right upper quadrant pain, often after fatty meals, radiating to the right shoulder or back (phrenic nerve referral).</w:t>
+      </w:r>
+    </w:p>
+    <w:p>
+      <w:r>
+        <w:t xml:space="preserve">❌ Why Not Other Options?</w:t>
+      </w:r>
+    </w:p>
+    <w:p>
+      <w:r>
+        <w:t xml:space="preserve">(b) — Left lower quadrant pain suggests diverticulitis.</w:t>
+      </w:r>
+    </w:p>
+    <w:p>
+      <w:r>
+        <w:t xml:space="preserve">(c) — Periumbilical pain suggests early appendicitis.</w:t>
+      </w:r>
+    </w:p>
+    <w:p>
+      <w:r>
+        <w:t xml:space="preserve">(d) — Suprapubic pain with urination suggests cystitis.</w:t>
+      </w:r>
+    </w:p>
+    <w:p>
+      <w:r>
+        <w:t xml:space="preserve">⚠️ Exam Trap: "RUQ pain after fatty food radiating to the right shoulder = cholecystitis" — the radiation pattern is the diagnostic clue; Murphy's sign confirms it.</w:t>
+      </w:r>
+    </w:p>
+    <w:p>
+      <w:r>
+        <w:t xml:space="preserve">💎 PNC Pearl: "Fatty meal → RUQ pain → right shoulder pain: the gallbladder's calling card."</w:t>
+      </w:r>
+    </w:p>
+    <w:p>
+      <w:r>
+        <w:t xml:space="preserve">Positive Marks: 1</w:t>
+      </w:r>
+    </w:p>
+    <w:p>
+      <w:r>
+        <w:t xml:space="preserve">Negative Marks: 0.25</w:t>
+      </w:r>
+    </w:p>
+    <w:p>
+      <w:r>
+        <w:t xml:space="preserve"/>
+      </w:r>
+    </w:p>
+    <w:p>
+      <w:r>
+        <w:t xml:space="preserve">Question: Turning a bedridden patient every 2 hours helps to prevent</w:t>
+      </w:r>
+    </w:p>
+    <w:p>
+      <w:r>
+        <w:t xml:space="preserve">(a) Pressure injuries</w:t>
+      </w:r>
+    </w:p>
+    <w:p>
+      <w:r>
+        <w:t xml:space="preserve">(b) Diarrhea</w:t>
+      </w:r>
+    </w:p>
+    <w:p>
+      <w:r>
+        <w:t xml:space="preserve">(c) Constipation</w:t>
+      </w:r>
+    </w:p>
+    <w:p>
+      <w:r>
+        <w:t xml:space="preserve">(d) Dehydration</w:t>
+      </w:r>
+    </w:p>
+    <w:p>
+      <w:r>
+        <w:t xml:space="preserve">Answer: a</w:t>
+      </w:r>
+    </w:p>
+    <w:p>
+      <w:r>
+        <w:t xml:space="preserve">Solution: ✅ Correct Answer: a</w:t>
+      </w:r>
+    </w:p>
+    <w:p>
+      <w:r>
+        <w:t xml:space="preserve">🧠 Clinical Rationale: Repositioning every 2 hours relieves pressure over bony prominences (sacrum, heels, hips) and prevents pressure injury formation.</w:t>
+      </w:r>
+    </w:p>
+    <w:p>
+      <w:r>
+        <w:t xml:space="preserve">❌ Why Not Other Options?</w:t>
+      </w:r>
+    </w:p>
+    <w:p>
+      <w:r>
+        <w:t xml:space="preserve">(b) — Diarrhea is managed by diet, medications, and hygiene.</w:t>
+      </w:r>
+    </w:p>
+    <w:p>
+      <w:r>
+        <w:t xml:space="preserve">(c) — Constipation is managed with fiber, fluids, and activity.</w:t>
+      </w:r>
+    </w:p>
+    <w:p>
+      <w:r>
+        <w:t xml:space="preserve">(d) — Dehydration is managed with adequate fluid intake.</w:t>
+      </w:r>
+    </w:p>
+    <w:p>
+      <w:r>
+        <w:t xml:space="preserve">⚠️ Exam Trap: "Turn every 2 hours = pressure ulcer prevention; '30 degrees lateral' is even better" — repositioning frequency is a fundamentals staple.</w:t>
+      </w:r>
+    </w:p>
+    <w:p>
+      <w:r>
+        <w:t xml:space="preserve">💎 PNC Pearl: "Every two hours, shift the weight — the sacrum's skin thanks you."</w:t>
+      </w:r>
+    </w:p>
+    <w:p>
+      <w:r>
+        <w:t xml:space="preserve">Positive Marks: 1</w:t>
+      </w:r>
+    </w:p>
+    <w:p>
+      <w:r>
+        <w:t xml:space="preserve">Negative Marks: 0.25</w:t>
+      </w:r>
+    </w:p>
+    <w:p>
+      <w:r>
+        <w:t xml:space="preserve"/>
+      </w:r>
+    </w:p>
+    <w:p>
+      <w:r>
+        <w:t xml:space="preserve">Question: The average duration of the second stage of labor in a primigravida is</w:t>
+      </w:r>
+    </w:p>
+    <w:p>
+      <w:r>
+        <w:t xml:space="preserve">(a) 10 minutes</w:t>
+      </w:r>
+    </w:p>
+    <w:p>
+      <w:r>
+        <w:t xml:space="preserve">(b) 1-2 hours</w:t>
+      </w:r>
+    </w:p>
+    <w:p>
+      <w:r>
+        <w:t xml:space="preserve">(c) 6-8 hours</w:t>
+      </w:r>
+    </w:p>
+    <w:p>
+      <w:r>
+        <w:t xml:space="preserve">(d) 12-14 hours</w:t>
+      </w:r>
+    </w:p>
+    <w:p>
+      <w:r>
+        <w:t xml:space="preserve">Answer: b</w:t>
+      </w:r>
+    </w:p>
+    <w:p>
+      <w:r>
+        <w:t xml:space="preserve">Solution: ✅ Correct Answer: b</w:t>
+      </w:r>
+    </w:p>
+    <w:p>
+      <w:r>
+        <w:t xml:space="preserve">🧠 Clinical Rationale: The second stage — full dilatation to delivery of the baby — lasts about 1-2 hours in primigravidas and about 30 minutes in multigravidas.</w:t>
+      </w:r>
+    </w:p>
+    <w:p>
+      <w:r>
+        <w:t xml:space="preserve">❌ Why Not Other Options?</w:t>
+      </w:r>
+    </w:p>
+    <w:p>
+      <w:r>
+        <w:t xml:space="preserve">(a) — 10 minutes is too short for a first delivery.</w:t>
+      </w:r>
+    </w:p>
+    <w:p>
+      <w:r>
+        <w:t xml:space="preserve">(c) — 6-8 hours describes the first stage in a multigravida.</w:t>
+      </w:r>
+    </w:p>
+    <w:p>
+      <w:r>
+        <w:t xml:space="preserve">(d) — 12-14 hours is the first stage in a primigravida.</w:t>
+      </w:r>
+    </w:p>
+    <w:p>
+      <w:r>
+        <w:t xml:space="preserve">⚠️ Exam Trap: Stage durations — "second stage: primigravida 1-2 h, multigravida ~30 min; first stage: 12-14 h vs 6-8 h" — the pairs are classic OB numbers.</w:t>
+      </w:r>
+    </w:p>
+    <w:p>
+      <w:r>
+        <w:t xml:space="preserve">💎 PNC Pearl: "Second stage: an hour or two the first time, half an hour the next."</w:t>
+      </w:r>
+    </w:p>
+    <w:p>
+      <w:r>
+        <w:t xml:space="preserve">Positive Marks: 1</w:t>
+      </w:r>
+    </w:p>
+    <w:p>
+      <w:r>
+        <w:t xml:space="preserve">Negative Marks: 0.25</w:t>
+      </w:r>
+    </w:p>
+    <w:p>
+      <w:r>
+        <w:t xml:space="preserve"/>
+      </w:r>
+    </w:p>
+    <w:p>
+      <w:r>
+        <w:t xml:space="preserve">Question: In Plan C for severe dehydration, the intravenous fluid given in the first hour is</w:t>
+      </w:r>
+    </w:p>
+    <w:p>
+      <w:r>
+        <w:t xml:space="preserve">(a) 10 mL per kg</w:t>
+      </w:r>
+    </w:p>
+    <w:p>
+      <w:r>
+        <w:t xml:space="preserve">(b) 20 mL per kg</w:t>
+      </w:r>
+    </w:p>
+    <w:p>
+      <w:r>
+        <w:t xml:space="preserve">(c) 30 mL per kg</w:t>
+      </w:r>
+    </w:p>
+    <w:p>
+      <w:r>
+        <w:t xml:space="preserve">(d) 100 mL per kg</w:t>
+      </w:r>
+    </w:p>
+    <w:p>
+      <w:r>
+        <w:t xml:space="preserve">Answer: c</w:t>
+      </w:r>
+    </w:p>
+    <w:p>
+      <w:r>
+        <w:t xml:space="preserve">Solution: ✅ Correct Answer: c</w:t>
+      </w:r>
+    </w:p>
+    <w:p>
+      <w:r>
+        <w:t xml:space="preserve">🧠 Clinical Rationale: Plan C gives 100 mL/kg of Ringer's lactate total — 30 mL/kg in the FIRST HOUR, then 70 mL/kg over the next 5 hours (for children 12 months and older).</w:t>
+      </w:r>
+    </w:p>
+    <w:p>
+      <w:r>
+        <w:t xml:space="preserve">❌ Why Not Other Options?</w:t>
+      </w:r>
+    </w:p>
+    <w:p>
+      <w:r>
+        <w:t xml:space="preserve">(a) — 10 mL/kg and (b) 20 mL/kg are too little to restore volume quickly.</w:t>
+      </w:r>
+    </w:p>
+    <w:p>
+      <w:r>
+        <w:t xml:space="preserve">(d) — 100 mL/kg is the TOTAL over 6 hours, not the first-hour amount.</w:t>
+      </w:r>
+    </w:p>
+    <w:p>
+      <w:r>
+        <w:t xml:space="preserve">⚠️ Exam Trap: "Plan C = 30 mL/kg in hour 1, then 70 mL/kg over 5 hours (total 100 mL/kg)" — the hour-1 figure of 30 is the exam answer.</w:t>
+      </w:r>
+    </w:p>
+    <w:p>
+      <w:r>
+        <w:t xml:space="preserve">💎 PNC Pearl: "Thirty in the first hour, seventy over the next five — the Plan C fluid choreography."</w:t>
+      </w:r>
+    </w:p>
+    <w:p>
+      <w:r>
+        <w:t xml:space="preserve">Positive Marks: 1</w:t>
+      </w:r>
+    </w:p>
+    <w:p>
+      <w:r>
+        <w:t xml:space="preserve">Negative Marks: 0.25</w:t>
+      </w:r>
+    </w:p>
+    <w:p>
+      <w:r>
+        <w:t xml:space="preserve"/>
+      </w:r>
+    </w:p>
+    <w:p>
+      <w:r>
+        <w:t xml:space="preserve">Question: The most common route of HIV transmission in India is</w:t>
+      </w:r>
+    </w:p>
+    <w:p>
+      <w:r>
+        <w:t xml:space="preserve">(a) Sexual transmission</w:t>
+      </w:r>
+    </w:p>
+    <w:p>
+      <w:r>
+        <w:t xml:space="preserve">(b) Mosquito bites</w:t>
+      </w:r>
+    </w:p>
+    <w:p>
+      <w:r>
+        <w:t xml:space="preserve">(c) Coughing and sneezing</w:t>
+      </w:r>
+    </w:p>
+    <w:p>
+      <w:r>
+        <w:t xml:space="preserve">(d) Sharing meals</w:t>
+      </w:r>
+    </w:p>
+    <w:p>
+      <w:r>
+        <w:t xml:space="preserve">Answer: a</w:t>
+      </w:r>
+    </w:p>
+    <w:p>
+      <w:r>
+        <w:t xml:space="preserve">Solution: ✅ Correct Answer: a</w:t>
+      </w:r>
+    </w:p>
+    <w:p>
+      <w:r>
+        <w:t xml:space="preserve">🧠 Clinical Rationale: Unprotected sexual intercourse accounts for the majority of HIV infections in India.</w:t>
+      </w:r>
+    </w:p>
+    <w:p>
+      <w:r>
+        <w:t xml:space="preserve">❌ Why Not Other Options?</w:t>
+      </w:r>
+    </w:p>
+    <w:p>
+      <w:r>
+        <w:t xml:space="preserve">(b) — Mosquito bites do NOT transmit HIV.</w:t>
+      </w:r>
+    </w:p>
+    <w:p>
+      <w:r>
+        <w:t xml:space="preserve">(c) — Coughing and sneezing do not transmit HIV.</w:t>
+      </w:r>
+    </w:p>
+    <w:p>
+      <w:r>
+        <w:t xml:space="preserve">(d) — Sharing meals does not transmit HIV.</w:t>
+      </w:r>
+    </w:p>
+    <w:p>
+      <w:r>
+        <w:t xml:space="preserve">⚠️ Exam Trap: "HIV routes = sex, blood, mother-to-child, needles; NOT casual contact" — the 'not transmitted by' list is a standard HIV question.</w:t>
+      </w:r>
+    </w:p>
+    <w:p>
+      <w:r>
+        <w:t xml:space="preserve">💎 PNC Pearl: "HIV needs blood, sex, or needles — a mosquito bite and a shared meal are innocent."</w:t>
+      </w:r>
+    </w:p>
+    <w:p>
+      <w:r>
+        <w:t xml:space="preserve">Positive Marks: 1</w:t>
+      </w:r>
+    </w:p>
+    <w:p>
+      <w:r>
+        <w:t xml:space="preserve">Negative Marks: 0.25</w:t>
+      </w:r>
+    </w:p>
+    <w:p>
+      <w:r>
+        <w:t xml:space="preserve"/>
+      </w:r>
+    </w:p>
+    <w:p>
+      <w:r>
+        <w:t xml:space="preserve">Question: A patient with a tension pneumothorax is most likely to present with</w:t>
+      </w:r>
+    </w:p>
+    <w:p>
+      <w:r>
+        <w:t xml:space="preserve">(a) Sudden dyspnea, absent breath sounds on one side and tracheal deviation away from the affected side</w:t>
+      </w:r>
+    </w:p>
+    <w:p>
+      <w:r>
+        <w:t xml:space="preserve">(b) Bilateral wheezing with fever</w:t>
+      </w:r>
+    </w:p>
+    <w:p>
+      <w:r>
+        <w:t xml:space="preserve">(c) Bradycardia and warm skin</w:t>
+      </w:r>
+    </w:p>
+    <w:p>
+      <w:r>
+        <w:t xml:space="preserve">(d) Normal breath sounds with cough</w:t>
+      </w:r>
+    </w:p>
+    <w:p>
+      <w:r>
+        <w:t xml:space="preserve">Answer: a</w:t>
+      </w:r>
+    </w:p>
+    <w:p>
+      <w:r>
+        <w:t xml:space="preserve">Solution: ✅ Correct Answer: a</w:t>
+      </w:r>
+    </w:p>
+    <w:p>
+      <w:r>
+        <w:t xml:space="preserve">🧠 Clinical Rationale: Tension pneumothorax traps air in the pleural space, collapsing the lung and pushing the trachea AWAY from the affected side; it also causes hypotension and distended neck veins — a medical emergency needing needle decompression.</w:t>
+      </w:r>
+    </w:p>
+    <w:p>
+      <w:r>
+        <w:t xml:space="preserve">❌ Why Not Other Options?</w:t>
+      </w:r>
+    </w:p>
+    <w:p>
+      <w:r>
+        <w:t xml:space="preserve">(b) — Bilateral wheezing suggests asthma.</w:t>
+      </w:r>
+    </w:p>
+    <w:p>
+      <w:r>
+        <w:t xml:space="preserve">(c) — Bradycardia and warm skin are not features of tension pneumothorax.</w:t>
+      </w:r>
+    </w:p>
+    <w:p>
+      <w:r>
+        <w:t xml:space="preserve">(d) — Normal breath sounds rule out a collapsed lung.</w:t>
+      </w:r>
+    </w:p>
+    <w:p>
+      <w:r>
+        <w:t xml:space="preserve">⚠️ Exam Trap: "Tracheal deviation AWAY from the affected side = tension pneumothorax (toward the affected side = atelectasis)" — the direction rule is a favourite emergency question.</w:t>
+      </w:r>
+    </w:p>
+    <w:p>
+      <w:r>
+        <w:t xml:space="preserve">💎 PNC Pearl: "The trachea runs from the pressure — deviating away from the collapsed side means tension."</w:t>
+      </w:r>
+    </w:p>
+    <w:p>
+      <w:r>
+        <w:t xml:space="preserve">Positive Marks: 1</w:t>
+      </w:r>
+    </w:p>
+    <w:p>
+      <w:r>
+        <w:t xml:space="preserve">Negative Marks: 0.25</w:t>
+      </w:r>
+    </w:p>
+    <w:p>
+      <w:r>
+        <w:t xml:space="preserve"/>
+      </w:r>
+    </w:p>
+    <w:p>
+      <w:r>
+        <w:t xml:space="preserve">Question: The main source of energy in the Indian diet is</w:t>
+      </w:r>
+    </w:p>
+    <w:p>
+      <w:r>
+        <w:t xml:space="preserve">(a) Carbohydrates from cereals</w:t>
+      </w:r>
+    </w:p>
+    <w:p>
+      <w:r>
+        <w:t xml:space="preserve">(b) Proteins from meat only</w:t>
+      </w:r>
+    </w:p>
+    <w:p>
+      <w:r>
+        <w:t xml:space="preserve">(c) Fats from ghee only</w:t>
+      </w:r>
+    </w:p>
+    <w:p>
+      <w:r>
+        <w:t xml:space="preserve">(d) Vitamins from fruits only</w:t>
+      </w:r>
+    </w:p>
+    <w:p>
+      <w:r>
+        <w:t xml:space="preserve">Answer: a</w:t>
+      </w:r>
+    </w:p>
+    <w:p>
+      <w:r>
+        <w:t xml:space="preserve">Solution: ✅ Correct Answer: a</w:t>
+      </w:r>
+    </w:p>
+    <w:p>
+      <w:r>
+        <w:t xml:space="preserve">🧠 Clinical Rationale: Cereals such as rice and wheat provide most of the calories in the Indian diet through carbohydrates.</w:t>
+      </w:r>
+    </w:p>
+    <w:p>
+      <w:r>
+        <w:t xml:space="preserve">❌ Why Not Other Options?</w:t>
+      </w:r>
+    </w:p>
+    <w:p>
+      <w:r>
+        <w:t xml:space="preserve">(b) — Meat protein contributes but is not the main energy source.</w:t>
+      </w:r>
+    </w:p>
+    <w:p>
+      <w:r>
+        <w:t xml:space="preserve">(c) — Ghee provides fat, not the main calories.</w:t>
+      </w:r>
+    </w:p>
+    <w:p>
+      <w:r>
+        <w:t xml:space="preserve">(d) — Fruits provide vitamins and some sugar, not the main energy.</w:t>
+      </w:r>
+    </w:p>
+    <w:p>
+      <w:r>
+        <w:t xml:space="preserve">⚠️ Exam Trap: "Cereals = the staple energy source in India; FAT provides the most energy per gram (9 kcal) but is not the main dietary source" — the contrast between energy-per-gram and dietary contribution is a common trap.</w:t>
+      </w:r>
+    </w:p>
+    <w:p>
+      <w:r>
+        <w:t xml:space="preserve">💎 PNC Pearl: "Rice and wheat power India — cereals are the calorie backbone of the plate."</w:t>
+      </w:r>
+    </w:p>
+    <w:p>
+      <w:r>
+        <w:t xml:space="preserve">Positive Marks: 1</w:t>
+      </w:r>
+    </w:p>
+    <w:p>
+      <w:r>
+        <w:t xml:space="preserve">Negative Marks: 0.25</w:t>
+      </w:r>
+    </w:p>
+    <w:p>
+      <w:r>
+        <w:t xml:space="preserve"/>
+      </w:r>
+    </w:p>
+    <w:p>
+      <w:r>
+        <w:t xml:space="preserve">Question: "Standing orders" in nursing practice refer to</w:t>
+      </w:r>
+    </w:p>
+    <w:p>
+      <w:r>
+        <w:t xml:space="preserve">(a) Pre-approved written instructions for nurses to act in defined situations</w:t>
+      </w:r>
+    </w:p>
+    <w:p>
+      <w:r>
+        <w:t xml:space="preserve">(b) Verbal orders from any visitor</w:t>
+      </w:r>
+    </w:p>
+    <w:p>
+      <w:r>
+        <w:t xml:space="preserve">(c) Court orders only</w:t>
+      </w:r>
+    </w:p>
+    <w:p>
+      <w:r>
+        <w:t xml:space="preserve">(d) Orders written by patients</w:t>
+      </w:r>
+    </w:p>
+    <w:p>
+      <w:r>
+        <w:t xml:space="preserve">Answer: a</w:t>
+      </w:r>
+    </w:p>
+    <w:p>
+      <w:r>
+        <w:t xml:space="preserve">Solution: ✅ Correct Answer: a</w:t>
+      </w:r>
+    </w:p>
+    <w:p>
+      <w:r>
+        <w:t xml:space="preserve">🧠 Clinical Rationale: Standing orders are pre-approved, written protocols that authorize nurses to initiate specific care (e.g., certain medications or tests) in clearly defined situations without a new order each time.</w:t>
+      </w:r>
+    </w:p>
+    <w:p>
+      <w:r>
+        <w:t xml:space="preserve">❌ Why Not Other Options?</w:t>
+      </w:r>
+    </w:p>
+    <w:p>
+      <w:r>
+        <w:t xml:space="preserve">(b) — Visitor requests carry no authority.</w:t>
+      </w:r>
+    </w:p>
+    <w:p>
+      <w:r>
+        <w:t xml:space="preserve">(c) — Court orders are legal documents, unrelated.</w:t>
+      </w:r>
+    </w:p>
+    <w:p>
+      <w:r>
+        <w:t xml:space="preserve">(d) — Patient-written orders are not valid medical orders.</w:t>
+      </w:r>
+    </w:p>
+    <w:p>
+      <w:r>
+        <w:t xml:space="preserve">⚠️ Exam Trap: "Standing orders = pre-approved protocols for defined situations" — they are part of the legal framework that lets nurses act independently within scope.</w:t>
+      </w:r>
+    </w:p>
+    <w:p>
+      <w:r>
+        <w:t xml:space="preserve">💎 PNC Pearl: "Standing orders are the pre-signed permission slip for routine, defined situations."</w:t>
+      </w:r>
+    </w:p>
+    <w:p>
+      <w:r>
+        <w:t xml:space="preserve">Positive Marks: 1</w:t>
+      </w:r>
+    </w:p>
+    <w:p>
+      <w:r>
+        <w:t xml:space="preserve">Negative Marks: 0.25</w:t>
       </w:r>
     </w:p>
     <w:sectPr>
       <w:pgSz w:w="12240" w:h="15840"/>
-      <w:pgMar w:top="864" w:right="1008" w:bottom="864" w:left="1008" w:header="720" w:footer="720" w:gutter="0"/>
+      <w:pgMar w:top="1440" w:right="1800" w:bottom="1440" w:left="1800" w:header="720" w:footer="720" w:gutter="0"/>
       <w:cols w:space="720"/>
       <w:docGrid w:linePitch="360"/>
     </w:sectPr>
@@ -2535,10 +2060,6 @@
     <w:name w:val="Normal"/>
     <w:qFormat/>
     <w:rsid w:val="00FC693F"/>
-    <w:rPr>
-      <w:rFonts w:ascii="Calibri" w:hAnsi="Calibri"/>
-      <w:sz w:val="22"/>
-    </w:rPr>
   </w:style>
   <w:style w:type="paragraph" w:styleId="Header">
     <w:name w:val="header"/>
